--- a/docs/installation/TA9-Installation-Guide.docx
+++ b/docs/installation/TA9-Installation-Guide.docx
@@ -16927,6 +16927,206 @@
                 <w:szCs w:val="16"/>
               </w:rPr>
               <w:t xml:space="preserve">@()</w:t>
+            </w:r>
+          </w:p>
+        </w:tc>
+      </w:tr>
+      <w:tr>
+        <w:tc>
+          <w:tcPr>
+            <w:tcW w:type="dxa" w:w="3212"/>
+            <w:tcBorders>
+              <w:top w:val="single" w:color="BFBFBF" w:sz="4"/>
+              <w:left w:val="single" w:color="BFBFBF" w:sz="4"/>
+              <w:bottom w:val="single" w:color="BFBFBF" w:sz="4"/>
+              <w:right w:val="single" w:color="BFBFBF" w:sz="4"/>
+            </w:tcBorders>
+            <w:tcMar>
+              <w:top w:type="dxa" w:w="60"/>
+              <w:left w:type="dxa" w:w="100"/>
+              <w:bottom w:type="dxa" w:w="60"/>
+              <w:right w:type="dxa" w:w="100"/>
+            </w:tcMar>
+          </w:tcPr>
+          <w:p>
+            <w:r>
+              <w:rPr>
+                <w:rFonts w:ascii="Calibri" w:cs="Calibri" w:eastAsia="Calibri" w:hAnsi="Calibri"/>
+                <w:sz w:val="18"/>
+                <w:szCs w:val="18"/>
+              </w:rPr>
+              <w:t xml:space="preserve">No </w:t>
+            </w:r>
+            <w:r>
+              <w:rPr>
+                <w:rFonts w:ascii="Consolas" w:cs="Consolas" w:eastAsia="Consolas" w:hAnsi="Consolas"/>
+                <w:color w:val="5B2C6F"/>
+                <w:sz w:val="16"/>
+                <w:szCs w:val="16"/>
+              </w:rPr>
+              <w:t xml:space="preserve">HTTP … responded …</w:t>
+            </w:r>
+            <w:r>
+              <w:rPr>
+                <w:rFonts w:ascii="Calibri" w:cs="Calibri" w:eastAsia="Calibri" w:hAnsi="Calibri"/>
+                <w:sz w:val="18"/>
+                <w:szCs w:val="18"/>
+              </w:rPr>
+              <w:t xml:space="preserve"> request lines in the logs</w:t>
+            </w:r>
+          </w:p>
+        </w:tc>
+        <w:tc>
+          <w:tcPr>
+            <w:tcW w:type="dxa" w:w="3212"/>
+            <w:tcBorders>
+              <w:top w:val="single" w:color="BFBFBF" w:sz="4"/>
+              <w:left w:val="single" w:color="BFBFBF" w:sz="4"/>
+              <w:bottom w:val="single" w:color="BFBFBF" w:sz="4"/>
+              <w:right w:val="single" w:color="BFBFBF" w:sz="4"/>
+            </w:tcBorders>
+            <w:tcMar>
+              <w:top w:type="dxa" w:w="60"/>
+              <w:left w:type="dxa" w:w="100"/>
+              <w:bottom w:type="dxa" w:w="60"/>
+              <w:right w:type="dxa" w:w="100"/>
+            </w:tcMar>
+          </w:tcPr>
+          <w:p>
+            <w:r>
+              <w:rPr>
+                <w:rFonts w:ascii="Calibri" w:cs="Calibri" w:eastAsia="Calibri" w:hAnsi="Calibri"/>
+                <w:sz w:val="18"/>
+                <w:szCs w:val="18"/>
+              </w:rPr>
+              <w:t xml:space="preserve">Serilog's request logging used the static </w:t>
+            </w:r>
+            <w:r>
+              <w:rPr>
+                <w:rFonts w:ascii="Consolas" w:cs="Consolas" w:eastAsia="Consolas" w:hAnsi="Consolas"/>
+                <w:color w:val="5B2C6F"/>
+                <w:sz w:val="16"/>
+                <w:szCs w:val="16"/>
+              </w:rPr>
+              <w:t xml:space="preserve">Log.Logger</w:t>
+            </w:r>
+            <w:r>
+              <w:rPr>
+                <w:rFonts w:ascii="Calibri" w:cs="Calibri" w:eastAsia="Calibri" w:hAnsi="Calibri"/>
+                <w:sz w:val="18"/>
+                <w:szCs w:val="18"/>
+              </w:rPr>
+              <w:t xml:space="preserve">, which the services never configure</w:t>
+            </w:r>
+          </w:p>
+        </w:tc>
+        <w:tc>
+          <w:tcPr>
+            <w:tcW w:type="dxa" w:w="3214"/>
+            <w:tcBorders>
+              <w:top w:val="single" w:color="BFBFBF" w:sz="4"/>
+              <w:left w:val="single" w:color="BFBFBF" w:sz="4"/>
+              <w:bottom w:val="single" w:color="BFBFBF" w:sz="4"/>
+              <w:right w:val="single" w:color="BFBFBF" w:sz="4"/>
+            </w:tcBorders>
+            <w:tcMar>
+              <w:top w:type="dxa" w:w="60"/>
+              <w:left w:type="dxa" w:w="100"/>
+              <w:bottom w:type="dxa" w:w="60"/>
+              <w:right w:type="dxa" w:w="100"/>
+            </w:tcMar>
+          </w:tcPr>
+          <w:p>
+            <w:r>
+              <w:rPr>
+                <w:rFonts w:ascii="Calibri" w:cs="Calibri" w:eastAsia="Calibri" w:hAnsi="Calibri"/>
+                <w:sz w:val="18"/>
+                <w:szCs w:val="18"/>
+              </w:rPr>
+              <w:t xml:space="preserve">The middleware now uses the service's own logger</w:t>
+            </w:r>
+          </w:p>
+        </w:tc>
+      </w:tr>
+      <w:tr>
+        <w:tc>
+          <w:tcPr>
+            <w:tcW w:type="dxa" w:w="3212"/>
+            <w:tcBorders>
+              <w:top w:val="single" w:color="BFBFBF" w:sz="4"/>
+              <w:left w:val="single" w:color="BFBFBF" w:sz="4"/>
+              <w:bottom w:val="single" w:color="BFBFBF" w:sz="4"/>
+              <w:right w:val="single" w:color="BFBFBF" w:sz="4"/>
+            </w:tcBorders>
+            <w:tcMar>
+              <w:top w:type="dxa" w:w="60"/>
+              <w:left w:type="dxa" w:w="100"/>
+              <w:bottom w:type="dxa" w:w="60"/>
+              <w:right w:type="dxa" w:w="100"/>
+            </w:tcMar>
+          </w:tcPr>
+          <w:p>
+            <w:r>
+              <w:rPr>
+                <w:rFonts w:ascii="Calibri" w:cs="Calibri" w:eastAsia="Calibri" w:hAnsi="Calibri"/>
+                <w:sz w:val="18"/>
+                <w:szCs w:val="18"/>
+              </w:rPr>
+              <w:t xml:space="preserve">Error lines of failed requests had no correlation id</w:t>
+            </w:r>
+          </w:p>
+        </w:tc>
+        <w:tc>
+          <w:tcPr>
+            <w:tcW w:type="dxa" w:w="3212"/>
+            <w:tcBorders>
+              <w:top w:val="single" w:color="BFBFBF" w:sz="4"/>
+              <w:left w:val="single" w:color="BFBFBF" w:sz="4"/>
+              <w:bottom w:val="single" w:color="BFBFBF" w:sz="4"/>
+              <w:right w:val="single" w:color="BFBFBF" w:sz="4"/>
+            </w:tcBorders>
+            <w:tcMar>
+              <w:top w:type="dxa" w:w="60"/>
+              <w:left w:type="dxa" w:w="100"/>
+              <w:bottom w:type="dxa" w:w="60"/>
+              <w:right w:type="dxa" w:w="100"/>
+            </w:tcMar>
+          </w:tcPr>
+          <w:p>
+            <w:r>
+              <w:rPr>
+                <w:rFonts w:ascii="Calibri" w:cs="Calibri" w:eastAsia="Calibri" w:hAnsi="Calibri"/>
+                <w:sz w:val="18"/>
+                <w:szCs w:val="18"/>
+              </w:rPr>
+              <w:t xml:space="preserve">Exception handling ran before the correlation middleware</w:t>
+            </w:r>
+          </w:p>
+        </w:tc>
+        <w:tc>
+          <w:tcPr>
+            <w:tcW w:type="dxa" w:w="3214"/>
+            <w:tcBorders>
+              <w:top w:val="single" w:color="BFBFBF" w:sz="4"/>
+              <w:left w:val="single" w:color="BFBFBF" w:sz="4"/>
+              <w:bottom w:val="single" w:color="BFBFBF" w:sz="4"/>
+              <w:right w:val="single" w:color="BFBFBF" w:sz="4"/>
+            </w:tcBorders>
+            <w:tcMar>
+              <w:top w:type="dxa" w:w="60"/>
+              <w:left w:type="dxa" w:w="100"/>
+              <w:bottom w:type="dxa" w:w="60"/>
+              <w:right w:type="dxa" w:w="100"/>
+            </w:tcMar>
+          </w:tcPr>
+          <w:p>
+            <w:r>
+              <w:rPr>
+                <w:rFonts w:ascii="Calibri" w:cs="Calibri" w:eastAsia="Calibri" w:hAnsi="Calibri"/>
+                <w:sz w:val="18"/>
+                <w:szCs w:val="18"/>
+              </w:rPr>
+              <w:t xml:space="preserve">Correlation middleware runs first</w:t>
             </w:r>
           </w:p>
         </w:tc>

--- a/docs/installation/TA9-Installation-Guide.docx
+++ b/docs/installation/TA9-Installation-Guide.docx
@@ -108,7 +108,7 @@
                 <w:sz w:val="18"/>
                 <w:szCs w:val="18"/>
               </w:rPr>
-              <w:t xml:space="preserve">Job Service (:5001) · Processor Service (:5002) · Audit Service (:5003) · MongoDB (:27017)</w:t>
+              <w:t xml:space="preserve">Job Service (:5001) · Processor Service (:5002) · Audit Service (:5003) · MongoDB (:27017) · Web UI (:4200)</w:t>
             </w:r>
           </w:p>
         </w:tc>
@@ -166,7 +166,7 @@
                 <w:sz w:val="18"/>
                 <w:szCs w:val="18"/>
               </w:rPr>
-              <w:t xml:space="preserve">.NET 8 · ASP.NET Core · MongoDB 7 · Docker / Docker Compose</w:t>
+              <w:t xml:space="preserve">.NET 8 · ASP.NET Core · MongoDB 7 · Angular 17 + nginx (Web UI) · Docker / Docker Compose</w:t>
             </w:r>
           </w:p>
         </w:tc>
@@ -708,7 +708,7 @@
           </w:pPr>
           <w:hyperlink w:history="1" w:anchor="_Toc13">
             <w:r>
-              <w:t xml:space="preserve">3.5 Configuration reference</w:t>
+              <w:t xml:space="preserve">3.5 Web UI (optional, development server)</w:t>
             </w:r>
             <w:r>
               <w:tab/>
@@ -716,6 +716,28 @@
             <w:r>
               <w:fldChar w:fldCharType="begin" w:dirty="true"/>
               <w:instrText xml:space="preserve">PAGEREF _Toc13 \h</w:instrText>
+              <w:fldChar w:fldCharType="separate"/>
+              <w:fldChar w:fldCharType="end"/>
+            </w:r>
+          </w:hyperlink>
+        </w:p>
+        <w:p>
+          <w:pPr>
+            <w:pStyle w:val="TOC2"/>
+            <w:tabs>
+              <w:tab w:val="right" w:pos="9638" w:leader="dot"/>
+            </w:tabs>
+          </w:pPr>
+          <w:hyperlink w:history="1" w:anchor="_Toc14">
+            <w:r>
+              <w:t xml:space="preserve">3.6 Configuration reference</w:t>
+            </w:r>
+            <w:r>
+              <w:tab/>
+            </w:r>
+            <w:r>
+              <w:fldChar w:fldCharType="begin" w:dirty="true"/>
+              <w:instrText xml:space="preserve">PAGEREF _Toc14 \h</w:instrText>
               <w:fldChar w:fldCharType="separate"/>
               <w:fldChar w:fldCharType="end"/>
             </w:r>
@@ -728,31 +750,9 @@
               <w:tab w:val="right" w:pos="9638" w:leader="dot"/>
             </w:tabs>
           </w:pPr>
-          <w:hyperlink w:history="1" w:anchor="_Toc14">
+          <w:hyperlink w:history="1" w:anchor="_Toc15">
             <w:r>
               <w:t xml:space="preserve">4. Deploy to Docker Desktop</w:t>
-            </w:r>
-            <w:r>
-              <w:tab/>
-            </w:r>
-            <w:r>
-              <w:fldChar w:fldCharType="begin" w:dirty="true"/>
-              <w:instrText xml:space="preserve">PAGEREF _Toc14 \h</w:instrText>
-              <w:fldChar w:fldCharType="separate"/>
-              <w:fldChar w:fldCharType="end"/>
-            </w:r>
-          </w:hyperlink>
-        </w:p>
-        <w:p>
-          <w:pPr>
-            <w:pStyle w:val="TOC2"/>
-            <w:tabs>
-              <w:tab w:val="right" w:pos="9638" w:leader="dot"/>
-            </w:tabs>
-          </w:pPr>
-          <w:hyperlink w:history="1" w:anchor="_Toc15">
-            <w:r>
-              <w:t xml:space="preserve">4.1 Prepare Docker Desktop</w:t>
             </w:r>
             <w:r>
               <w:tab/>
@@ -774,7 +774,7 @@
           </w:pPr>
           <w:hyperlink w:history="1" w:anchor="_Toc16">
             <w:r>
-              <w:t xml:space="preserve">4.2 Build and start</w:t>
+              <w:t xml:space="preserve">4.1 Prepare Docker Desktop</w:t>
             </w:r>
             <w:r>
               <w:tab/>
@@ -796,7 +796,7 @@
           </w:pPr>
           <w:hyperlink w:history="1" w:anchor="_Toc17">
             <w:r>
-              <w:t xml:space="preserve">4.3 Verify</w:t>
+              <w:t xml:space="preserve">4.2 Build and start</w:t>
             </w:r>
             <w:r>
               <w:tab/>
@@ -818,7 +818,7 @@
           </w:pPr>
           <w:hyperlink w:history="1" w:anchor="_Toc18">
             <w:r>
-              <w:t xml:space="preserve">4.4 Operate</w:t>
+              <w:t xml:space="preserve">4.3 Verify</w:t>
             </w:r>
             <w:r>
               <w:tab/>
@@ -840,7 +840,7 @@
           </w:pPr>
           <w:hyperlink w:history="1" w:anchor="_Toc19">
             <w:r>
-              <w:t xml:space="preserve">4.5 Resilience demo (optional)</w:t>
+              <w:t xml:space="preserve">4.4 Operate</w:t>
             </w:r>
             <w:r>
               <w:tab/>
@@ -862,7 +862,7 @@
           </w:pPr>
           <w:hyperlink w:history="1" w:anchor="_Toc20">
             <w:r>
-              <w:t xml:space="preserve">4.6 Restricted networks — prebuilt images</w:t>
+              <w:t xml:space="preserve">4.5 Resilience demo (optional)</w:t>
             </w:r>
             <w:r>
               <w:tab/>
@@ -870,6 +870,28 @@
             <w:r>
               <w:fldChar w:fldCharType="begin" w:dirty="true"/>
               <w:instrText xml:space="preserve">PAGEREF _Toc20 \h</w:instrText>
+              <w:fldChar w:fldCharType="separate"/>
+              <w:fldChar w:fldCharType="end"/>
+            </w:r>
+          </w:hyperlink>
+        </w:p>
+        <w:p>
+          <w:pPr>
+            <w:pStyle w:val="TOC2"/>
+            <w:tabs>
+              <w:tab w:val="right" w:pos="9638" w:leader="dot"/>
+            </w:tabs>
+          </w:pPr>
+          <w:hyperlink w:history="1" w:anchor="_Toc21">
+            <w:r>
+              <w:t xml:space="preserve">4.6 Restricted networks — prebuilt images</w:t>
+            </w:r>
+            <w:r>
+              <w:tab/>
+            </w:r>
+            <w:r>
+              <w:fldChar w:fldCharType="begin" w:dirty="true"/>
+              <w:instrText xml:space="preserve">PAGEREF _Toc21 \h</w:instrText>
               <w:fldChar w:fldCharType="separate"/>
               <w:fldChar w:fldCharType="end"/>
             </w:r>
@@ -882,31 +904,9 @@
               <w:tab w:val="right" w:pos="9638" w:leader="dot"/>
             </w:tabs>
           </w:pPr>
-          <w:hyperlink w:history="1" w:anchor="_Toc21">
+          <w:hyperlink w:history="1" w:anchor="_Toc22">
             <w:r>
               <w:t xml:space="preserve">5. Troubleshooting — where to look</w:t>
-            </w:r>
-            <w:r>
-              <w:tab/>
-            </w:r>
-            <w:r>
-              <w:fldChar w:fldCharType="begin" w:dirty="true"/>
-              <w:instrText xml:space="preserve">PAGEREF _Toc21 \h</w:instrText>
-              <w:fldChar w:fldCharType="separate"/>
-              <w:fldChar w:fldCharType="end"/>
-            </w:r>
-          </w:hyperlink>
-        </w:p>
-        <w:p>
-          <w:pPr>
-            <w:pStyle w:val="TOC2"/>
-            <w:tabs>
-              <w:tab w:val="right" w:pos="9638" w:leader="dot"/>
-            </w:tabs>
-          </w:pPr>
-          <w:hyperlink w:history="1" w:anchor="_Toc22">
-            <w:r>
-              <w:t xml:space="preserve">5.1 The four places</w:t>
             </w:r>
             <w:r>
               <w:tab/>
@@ -928,7 +928,7 @@
           </w:pPr>
           <w:hyperlink w:history="1" w:anchor="_Toc23">
             <w:r>
-              <w:t xml:space="preserve">5.2 Log levels</w:t>
+              <w:t xml:space="preserve">5.1 The four places</w:t>
             </w:r>
             <w:r>
               <w:tab/>
@@ -950,7 +950,7 @@
           </w:pPr>
           <w:hyperlink w:history="1" w:anchor="_Toc24">
             <w:r>
-              <w:t xml:space="preserve">5.3 Useful log queries (mongosh)</w:t>
+              <w:t xml:space="preserve">5.2 Log levels</w:t>
             </w:r>
             <w:r>
               <w:tab/>
@@ -972,7 +972,7 @@
           </w:pPr>
           <w:hyperlink w:history="1" w:anchor="_Toc25">
             <w:r>
-              <w:t xml:space="preserve">5.4 The system does not start</w:t>
+              <w:t xml:space="preserve">5.3 Useful log queries (mongosh)</w:t>
             </w:r>
             <w:r>
               <w:tab/>
@@ -994,7 +994,7 @@
           </w:pPr>
           <w:hyperlink w:history="1" w:anchor="_Toc26">
             <w:r>
-              <w:t xml:space="preserve">5.5 The system is stuck (jobs do not move)</w:t>
+              <w:t xml:space="preserve">5.4 The system does not start</w:t>
             </w:r>
             <w:r>
               <w:tab/>
@@ -1016,7 +1016,7 @@
           </w:pPr>
           <w:hyperlink w:history="1" w:anchor="_Toc27">
             <w:r>
-              <w:t xml:space="preserve">5.6 A service crashes or keeps restarting</w:t>
+              <w:t xml:space="preserve">5.5 The system is stuck (jobs do not move)</w:t>
             </w:r>
             <w:r>
               <w:tab/>
@@ -1038,7 +1038,7 @@
           </w:pPr>
           <w:hyperlink w:history="1" w:anchor="_Toc28">
             <w:r>
-              <w:t xml:space="preserve">5.7 Logs are missing in MongoDB</w:t>
+              <w:t xml:space="preserve">5.6 A service crashes or keeps restarting</w:t>
             </w:r>
             <w:r>
               <w:tab/>
@@ -1046,6 +1046,28 @@
             <w:r>
               <w:fldChar w:fldCharType="begin" w:dirty="true"/>
               <w:instrText xml:space="preserve">PAGEREF _Toc28 \h</w:instrText>
+              <w:fldChar w:fldCharType="separate"/>
+              <w:fldChar w:fldCharType="end"/>
+            </w:r>
+          </w:hyperlink>
+        </w:p>
+        <w:p>
+          <w:pPr>
+            <w:pStyle w:val="TOC2"/>
+            <w:tabs>
+              <w:tab w:val="right" w:pos="9638" w:leader="dot"/>
+            </w:tabs>
+          </w:pPr>
+          <w:hyperlink w:history="1" w:anchor="_Toc29">
+            <w:r>
+              <w:t xml:space="preserve">5.7 Logs are missing in MongoDB</w:t>
+            </w:r>
+            <w:r>
+              <w:tab/>
+            </w:r>
+            <w:r>
+              <w:fldChar w:fldCharType="begin" w:dirty="true"/>
+              <w:instrText xml:space="preserve">PAGEREF _Toc29 \h</w:instrText>
               <w:fldChar w:fldCharType="separate"/>
               <w:fldChar w:fldCharType="end"/>
             </w:r>
@@ -1058,31 +1080,9 @@
               <w:tab w:val="right" w:pos="9638" w:leader="dot"/>
             </w:tabs>
           </w:pPr>
-          <w:hyperlink w:history="1" w:anchor="_Toc29">
+          <w:hyperlink w:history="1" w:anchor="_Toc30">
             <w:r>
               <w:t xml:space="preserve">6. Error Messages Encountered &amp; Fixes</w:t>
-            </w:r>
-            <w:r>
-              <w:tab/>
-            </w:r>
-            <w:r>
-              <w:fldChar w:fldCharType="begin" w:dirty="true"/>
-              <w:instrText xml:space="preserve">PAGEREF _Toc29 \h</w:instrText>
-              <w:fldChar w:fldCharType="separate"/>
-              <w:fldChar w:fldCharType="end"/>
-            </w:r>
-          </w:hyperlink>
-        </w:p>
-        <w:p>
-          <w:pPr>
-            <w:pStyle w:val="TOC2"/>
-            <w:tabs>
-              <w:tab w:val="right" w:pos="9638" w:leader="dot"/>
-            </w:tabs>
-          </w:pPr>
-          <w:hyperlink w:history="1" w:anchor="_Toc30">
-            <w:r>
-              <w:t xml:space="preserve">6.1 Docker build fails: NU1301 Unable to load the service index</w:t>
             </w:r>
             <w:r>
               <w:tab/>
@@ -1104,7 +1104,7 @@
           </w:pPr>
           <w:hyperlink w:history="1" w:anchor="_Toc31">
             <w:r>
-              <w:t xml:space="preserve">6.2 PowerShell: script is not digitally signed</w:t>
+              <w:t xml:space="preserve">6.1 Docker build fails: NU1301 Unable to load the service index</w:t>
             </w:r>
             <w:r>
               <w:tab/>
@@ -1126,7 +1126,7 @@
           </w:pPr>
           <w:hyperlink w:history="1" w:anchor="_Toc32">
             <w:r>
-              <w:t xml:space="preserve">6.3 git push: 403, permission denied to another account</w:t>
+              <w:t xml:space="preserve">6.2 PowerShell: script is not digitally signed</w:t>
             </w:r>
             <w:r>
               <w:tab/>
@@ -1148,7 +1148,7 @@
           </w:pPr>
           <w:hyperlink w:history="1" w:anchor="_Toc33">
             <w:r>
-              <w:t xml:space="preserve">6.4 git push: GH007, push would publish a private email address</w:t>
+              <w:t xml:space="preserve">6.3 git push: 403, permission denied to another account</w:t>
             </w:r>
             <w:r>
               <w:tab/>
@@ -1170,7 +1170,7 @@
           </w:pPr>
           <w:hyperlink w:history="1" w:anchor="_Toc34">
             <w:r>
-              <w:t xml:space="preserve">6.5 git commit hangs on a network share</w:t>
+              <w:t xml:space="preserve">6.4 git push: GH007, push would publish a private email address</w:t>
             </w:r>
             <w:r>
               <w:tab/>
@@ -1192,7 +1192,7 @@
           </w:pPr>
           <w:hyperlink w:history="1" w:anchor="_Toc35">
             <w:r>
-              <w:t xml:space="preserve">6.6 Issues caught by the automated tests during development (already fixed in the code)</w:t>
+              <w:t xml:space="preserve">6.5 git commit hangs on a network share</w:t>
             </w:r>
             <w:r>
               <w:tab/>
@@ -1214,7 +1214,7 @@
           </w:pPr>
           <w:hyperlink w:history="1" w:anchor="_Toc36">
             <w:r>
-              <w:t xml:space="preserve">6.7 Other messages you may see</w:t>
+              <w:t xml:space="preserve">6.6 Issues caught by the automated tests during development (already fixed in the code)</w:t>
             </w:r>
             <w:r>
               <w:tab/>
@@ -1222,6 +1222,50 @@
             <w:r>
               <w:fldChar w:fldCharType="begin" w:dirty="true"/>
               <w:instrText xml:space="preserve">PAGEREF _Toc36 \h</w:instrText>
+              <w:fldChar w:fldCharType="separate"/>
+              <w:fldChar w:fldCharType="end"/>
+            </w:r>
+          </w:hyperlink>
+        </w:p>
+        <w:p>
+          <w:pPr>
+            <w:pStyle w:val="TOC2"/>
+            <w:tabs>
+              <w:tab w:val="right" w:pos="9638" w:leader="dot"/>
+            </w:tabs>
+          </w:pPr>
+          <w:hyperlink w:history="1" w:anchor="_Toc37">
+            <w:r>
+              <w:t xml:space="preserve">6.7 Other messages you may see</w:t>
+            </w:r>
+            <w:r>
+              <w:tab/>
+            </w:r>
+            <w:r>
+              <w:fldChar w:fldCharType="begin" w:dirty="true"/>
+              <w:instrText xml:space="preserve">PAGEREF _Toc37 \h</w:instrText>
+              <w:fldChar w:fldCharType="separate"/>
+              <w:fldChar w:fldCharType="end"/>
+            </w:r>
+          </w:hyperlink>
+        </w:p>
+        <w:p>
+          <w:pPr>
+            <w:pStyle w:val="TOC2"/>
+            <w:tabs>
+              <w:tab w:val="right" w:pos="9638" w:leader="dot"/>
+            </w:tabs>
+          </w:pPr>
+          <w:hyperlink w:history="1" w:anchor="_Toc38">
+            <w:r>
+              <w:t xml:space="preserve">6.8 Web UI: npm and build problems</w:t>
+            </w:r>
+            <w:r>
+              <w:tab/>
+            </w:r>
+            <w:r>
+              <w:fldChar w:fldCharType="begin" w:dirty="true"/>
+              <w:instrText xml:space="preserve">PAGEREF _Toc38 \h</w:instrText>
               <w:fldChar w:fldCharType="separate"/>
               <w:fldChar w:fldCharType="end"/>
             </w:r>
@@ -1234,7 +1278,7 @@
               <w:tab w:val="right" w:pos="9638" w:leader="dot"/>
             </w:tabs>
           </w:pPr>
-          <w:hyperlink w:history="1" w:anchor="_Toc37">
+          <w:hyperlink w:history="1" w:anchor="_Toc39">
             <w:r>
               <w:t xml:space="preserve">7. Uninstall</w:t>
             </w:r>
@@ -1243,7 +1287,7 @@
             </w:r>
             <w:r>
               <w:fldChar w:fldCharType="begin" w:dirty="true"/>
-              <w:instrText xml:space="preserve">PAGEREF _Toc37 \h</w:instrText>
+              <w:instrText xml:space="preserve">PAGEREF _Toc39 \h</w:instrText>
               <w:fldChar w:fldCharType="separate"/>
               <w:fldChar w:fldCharType="end"/>
             </w:r>
@@ -1282,7 +1326,7 @@
         <w:rPr>
           <w:rFonts w:ascii="Calibri" w:cs="Calibri" w:eastAsia="Calibri" w:hAnsi="Calibri"/>
         </w:rPr>
-        <w:t xml:space="preserve">The system consists of three ASP.NET Core services and a MongoDB database:</w:t>
+        <w:t xml:space="preserve">The system consists of three ASP.NET Core services, a MongoDB database and an optional web console:</w:t>
       </w:r>
     </w:p>
     <w:tbl>
@@ -1946,6 +1990,137 @@
           </w:p>
         </w:tc>
       </w:tr>
+      <w:tr>
+        <w:tc>
+          <w:tcPr>
+            <w:tcW w:type="dxa" w:w="1706"/>
+            <w:tcBorders>
+              <w:top w:val="single" w:color="BFBFBF" w:sz="4"/>
+              <w:left w:val="single" w:color="BFBFBF" w:sz="4"/>
+              <w:bottom w:val="single" w:color="BFBFBF" w:sz="4"/>
+              <w:right w:val="single" w:color="BFBFBF" w:sz="4"/>
+            </w:tcBorders>
+            <w:tcMar>
+              <w:top w:type="dxa" w:w="60"/>
+              <w:left w:type="dxa" w:w="100"/>
+              <w:bottom w:type="dxa" w:w="60"/>
+              <w:right w:type="dxa" w:w="100"/>
+            </w:tcMar>
+          </w:tcPr>
+          <w:p>
+            <w:r>
+              <w:rPr>
+                <w:rFonts w:ascii="Calibri" w:cs="Calibri" w:eastAsia="Calibri" w:hAnsi="Calibri"/>
+                <w:b/>
+                <w:bCs/>
+                <w:sz w:val="18"/>
+                <w:szCs w:val="18"/>
+              </w:rPr>
+              <w:t xml:space="preserve">Web UI</w:t>
+            </w:r>
+          </w:p>
+        </w:tc>
+        <w:tc>
+          <w:tcPr>
+            <w:tcW w:type="dxa" w:w="1003"/>
+            <w:tcBorders>
+              <w:top w:val="single" w:color="BFBFBF" w:sz="4"/>
+              <w:left w:val="single" w:color="BFBFBF" w:sz="4"/>
+              <w:bottom w:val="single" w:color="BFBFBF" w:sz="4"/>
+              <w:right w:val="single" w:color="BFBFBF" w:sz="4"/>
+            </w:tcBorders>
+            <w:tcMar>
+              <w:top w:type="dxa" w:w="60"/>
+              <w:left w:type="dxa" w:w="100"/>
+              <w:bottom w:type="dxa" w:w="60"/>
+              <w:right w:type="dxa" w:w="100"/>
+            </w:tcMar>
+          </w:tcPr>
+          <w:p>
+            <w:r>
+              <w:rPr>
+                <w:rFonts w:ascii="Calibri" w:cs="Calibri" w:eastAsia="Calibri" w:hAnsi="Calibri"/>
+                <w:sz w:val="18"/>
+                <w:szCs w:val="18"/>
+              </w:rPr>
+              <w:t xml:space="preserve">4200</w:t>
+            </w:r>
+          </w:p>
+        </w:tc>
+        <w:tc>
+          <w:tcPr>
+            <w:tcW w:type="dxa" w:w="4015"/>
+            <w:tcBorders>
+              <w:top w:val="single" w:color="BFBFBF" w:sz="4"/>
+              <w:left w:val="single" w:color="BFBFBF" w:sz="4"/>
+              <w:bottom w:val="single" w:color="BFBFBF" w:sz="4"/>
+              <w:right w:val="single" w:color="BFBFBF" w:sz="4"/>
+            </w:tcBorders>
+            <w:tcMar>
+              <w:top w:type="dxa" w:w="60"/>
+              <w:left w:type="dxa" w:w="100"/>
+              <w:bottom w:type="dxa" w:w="60"/>
+              <w:right w:type="dxa" w:w="100"/>
+            </w:tcMar>
+          </w:tcPr>
+          <w:p>
+            <w:r>
+              <w:rPr>
+                <w:rFonts w:ascii="Calibri" w:cs="Calibri" w:eastAsia="Calibri" w:hAnsi="Calibri"/>
+                <w:sz w:val="18"/>
+                <w:szCs w:val="18"/>
+              </w:rPr>
+              <w:t xml:space="preserve">Angular console over the public API: jobs list, create, live progress, results, cancel / delete, audit entry. nginx serves it and proxies </w:t>
+            </w:r>
+            <w:r>
+              <w:rPr>
+                <w:rFonts w:ascii="Consolas" w:cs="Consolas" w:eastAsia="Consolas" w:hAnsi="Consolas"/>
+                <w:color w:val="5B2C6F"/>
+                <w:sz w:val="16"/>
+                <w:szCs w:val="16"/>
+              </w:rPr>
+              <w:t xml:space="preserve">/api</w:t>
+            </w:r>
+            <w:r>
+              <w:rPr>
+                <w:rFonts w:ascii="Calibri" w:cs="Calibri" w:eastAsia="Calibri" w:hAnsi="Calibri"/>
+                <w:sz w:val="18"/>
+                <w:szCs w:val="18"/>
+              </w:rPr>
+              <w:t xml:space="preserve"> to the services</w:t>
+            </w:r>
+          </w:p>
+        </w:tc>
+        <w:tc>
+          <w:tcPr>
+            <w:tcW w:type="dxa" w:w="2914"/>
+            <w:tcBorders>
+              <w:top w:val="single" w:color="BFBFBF" w:sz="4"/>
+              <w:left w:val="single" w:color="BFBFBF" w:sz="4"/>
+              <w:bottom w:val="single" w:color="BFBFBF" w:sz="4"/>
+              <w:right w:val="single" w:color="BFBFBF" w:sz="4"/>
+            </w:tcBorders>
+            <w:tcMar>
+              <w:top w:type="dxa" w:w="60"/>
+              <w:left w:type="dxa" w:w="100"/>
+              <w:bottom w:type="dxa" w:w="60"/>
+              <w:right w:type="dxa" w:w="100"/>
+            </w:tcMar>
+          </w:tcPr>
+          <w:p>
+            <w:r>
+              <w:rPr>
+                <w:rFonts w:ascii="Calibri" w:cs="Calibri" w:eastAsia="Calibri" w:hAnsi="Calibri"/>
+                <w:b/>
+                <w:bCs/>
+                <w:sz w:val="18"/>
+                <w:szCs w:val="18"/>
+              </w:rPr>
+              <w:t xml:space="preserve">http://localhost:4200</w:t>
+            </w:r>
+          </w:p>
+        </w:tc>
+      </w:tr>
     </w:tbl>
     <w:p>
       <w:pPr>
@@ -2221,7 +2396,7 @@
                 <w:sz w:val="18"/>
                 <w:szCs w:val="18"/>
               </w:rPr>
-              <w:t xml:space="preserve">Networks with a TLS-inspecting proxy, where builds inside Docker cannot reach nuget.org</w:t>
+              <w:t xml:space="preserve">Networks with a TLS-inspecting proxy, where builds inside Docker cannot reach nuget.org or npm</w:t>
             </w:r>
           </w:p>
         </w:tc>
@@ -2670,7 +2845,7 @@
                 <w:sz w:val="18"/>
                 <w:szCs w:val="18"/>
               </w:rPr>
-              <w:t xml:space="preserve">5001, 5002, 5003, 27017</w:t>
+              <w:t xml:space="preserve">5001, 5002, 5003, 27017, 4200</w:t>
             </w:r>
           </w:p>
         </w:tc>
@@ -3194,6 +3369,136 @@
             <w:r>
               <w:rPr>
                 <w:rFonts w:ascii="Calibri" w:cs="Calibri" w:eastAsia="Calibri" w:hAnsi="Calibri"/>
+                <w:b/>
+                <w:bCs/>
+                <w:sz w:val="18"/>
+                <w:szCs w:val="18"/>
+              </w:rPr>
+              <w:t xml:space="preserve">Node.js</w:t>
+            </w:r>
+            <w:r>
+              <w:rPr>
+                <w:rFonts w:ascii="Calibri" w:cs="Calibri" w:eastAsia="Calibri" w:hAnsi="Calibri"/>
+                <w:sz w:val="18"/>
+                <w:szCs w:val="18"/>
+              </w:rPr>
+              <w:t xml:space="preserve"> </w:t>
+            </w:r>
+            <w:r>
+              <w:rPr>
+                <w:rFonts w:ascii="Calibri" w:cs="Calibri" w:eastAsia="Calibri" w:hAnsi="Calibri"/>
+                <w:i/>
+                <w:iCs/>
+                <w:sz w:val="18"/>
+                <w:szCs w:val="18"/>
+              </w:rPr>
+              <w:t xml:space="preserve">(optional)</w:t>
+            </w:r>
+          </w:p>
+        </w:tc>
+        <w:tc>
+          <w:tcPr>
+            <w:tcW w:type="dxa" w:w="2517"/>
+            <w:tcBorders>
+              <w:top w:val="single" w:color="BFBFBF" w:sz="4"/>
+              <w:left w:val="single" w:color="BFBFBF" w:sz="4"/>
+              <w:bottom w:val="single" w:color="BFBFBF" w:sz="4"/>
+              <w:right w:val="single" w:color="BFBFBF" w:sz="4"/>
+            </w:tcBorders>
+            <w:tcMar>
+              <w:top w:type="dxa" w:w="60"/>
+              <w:left w:type="dxa" w:w="100"/>
+              <w:bottom w:type="dxa" w:w="60"/>
+              <w:right w:type="dxa" w:w="100"/>
+            </w:tcMar>
+          </w:tcPr>
+          <w:p>
+            <w:r>
+              <w:rPr>
+                <w:rFonts w:ascii="Calibri" w:cs="Calibri" w:eastAsia="Calibri" w:hAnsi="Calibri"/>
+                <w:sz w:val="18"/>
+                <w:szCs w:val="18"/>
+              </w:rPr>
+              <w:t xml:space="preserve">20 or 24 LTS (includes npm)</w:t>
+            </w:r>
+          </w:p>
+        </w:tc>
+        <w:tc>
+          <w:tcPr>
+            <w:tcW w:type="dxa" w:w="2877"/>
+            <w:tcBorders>
+              <w:top w:val="single" w:color="BFBFBF" w:sz="4"/>
+              <w:left w:val="single" w:color="BFBFBF" w:sz="4"/>
+              <w:bottom w:val="single" w:color="BFBFBF" w:sz="4"/>
+              <w:right w:val="single" w:color="BFBFBF" w:sz="4"/>
+            </w:tcBorders>
+            <w:tcMar>
+              <w:top w:type="dxa" w:w="60"/>
+              <w:left w:type="dxa" w:w="100"/>
+              <w:bottom w:type="dxa" w:w="60"/>
+              <w:right w:type="dxa" w:w="100"/>
+            </w:tcMar>
+          </w:tcPr>
+          <w:p>
+            <w:r>
+              <w:rPr>
+                <w:rFonts w:ascii="Calibri" w:cs="Calibri" w:eastAsia="Calibri" w:hAnsi="Calibri"/>
+                <w:sz w:val="18"/>
+                <w:szCs w:val="18"/>
+              </w:rPr>
+              <w:t xml:space="preserve">Only for developing or testing the Web UI locally. Not needed for Docker</w:t>
+            </w:r>
+          </w:p>
+        </w:tc>
+        <w:tc>
+          <w:tcPr>
+            <w:tcW w:type="dxa" w:w="2878"/>
+            <w:tcBorders>
+              <w:top w:val="single" w:color="BFBFBF" w:sz="4"/>
+              <w:left w:val="single" w:color="BFBFBF" w:sz="4"/>
+              <w:bottom w:val="single" w:color="BFBFBF" w:sz="4"/>
+              <w:right w:val="single" w:color="BFBFBF" w:sz="4"/>
+            </w:tcBorders>
+            <w:tcMar>
+              <w:top w:type="dxa" w:w="60"/>
+              <w:left w:type="dxa" w:w="100"/>
+              <w:bottom w:type="dxa" w:w="60"/>
+              <w:right w:type="dxa" w:w="100"/>
+            </w:tcMar>
+          </w:tcPr>
+          <w:p>
+            <w:r>
+              <w:rPr>
+                <w:rFonts w:ascii="Calibri" w:cs="Calibri" w:eastAsia="Calibri" w:hAnsi="Calibri"/>
+                <w:sz w:val="18"/>
+                <w:szCs w:val="18"/>
+              </w:rPr>
+              <w:t xml:space="preserve">https://nodejs.org</w:t>
+            </w:r>
+          </w:p>
+        </w:tc>
+      </w:tr>
+      <w:tr>
+        <w:tc>
+          <w:tcPr>
+            <w:tcW w:type="dxa" w:w="1366"/>
+            <w:tcBorders>
+              <w:top w:val="single" w:color="BFBFBF" w:sz="4"/>
+              <w:left w:val="single" w:color="BFBFBF" w:sz="4"/>
+              <w:bottom w:val="single" w:color="BFBFBF" w:sz="4"/>
+              <w:right w:val="single" w:color="BFBFBF" w:sz="4"/>
+            </w:tcBorders>
+            <w:tcMar>
+              <w:top w:type="dxa" w:w="60"/>
+              <w:left w:type="dxa" w:w="100"/>
+              <w:bottom w:type="dxa" w:w="60"/>
+              <w:right w:type="dxa" w:w="100"/>
+            </w:tcMar>
+          </w:tcPr>
+          <w:p>
+            <w:r>
+              <w:rPr>
+                <w:rFonts w:ascii="Calibri" w:cs="Calibri" w:eastAsia="Calibri" w:hAnsi="Calibri"/>
                 <w:sz w:val="18"/>
                 <w:szCs w:val="18"/>
               </w:rPr>
@@ -3748,7 +4053,7 @@
         <w:rPr>
           <w:rFonts w:ascii="Calibri" w:cs="Calibri" w:eastAsia="Calibri" w:hAnsi="Calibri"/>
         </w:rPr>
-        <w:t xml:space="preserve">) and </w:t>
+        <w:t xml:space="preserve">, </w:t>
       </w:r>
       <w:r>
         <w:rPr>
@@ -3757,13 +4062,58 @@
           <w:sz w:val="19"/>
           <w:szCs w:val="19"/>
         </w:rPr>
+        <w:t xml:space="preserve">node:20-alpine</w:t>
+      </w:r>
+      <w:r>
+        <w:rPr>
+          <w:rFonts w:ascii="Calibri" w:cs="Calibri" w:eastAsia="Calibri" w:hAnsi="Calibri"/>
+        </w:rPr>
+        <w:t xml:space="preserve">, </w:t>
+      </w:r>
+      <w:r>
+        <w:rPr>
+          <w:rFonts w:ascii="Consolas" w:cs="Consolas" w:eastAsia="Consolas" w:hAnsi="Consolas"/>
+          <w:color w:val="5B2C6F"/>
+          <w:sz w:val="19"/>
+          <w:szCs w:val="19"/>
+        </w:rPr>
+        <w:t xml:space="preserve">nginxinc/nginx-unprivileged</w:t>
+      </w:r>
+      <w:r>
+        <w:rPr>
+          <w:rFonts w:ascii="Calibri" w:cs="Calibri" w:eastAsia="Calibri" w:hAnsi="Calibri"/>
+        </w:rPr>
+        <w:t xml:space="preserve">), </w:t>
+      </w:r>
+      <w:r>
+        <w:rPr>
+          <w:rFonts w:ascii="Consolas" w:cs="Consolas" w:eastAsia="Consolas" w:hAnsi="Consolas"/>
+          <w:color w:val="5B2C6F"/>
+          <w:sz w:val="19"/>
+          <w:szCs w:val="19"/>
+        </w:rPr>
         <w:t xml:space="preserve">api.nuget.org</w:t>
       </w:r>
       <w:r>
         <w:rPr>
           <w:rFonts w:ascii="Calibri" w:cs="Calibri" w:eastAsia="Calibri" w:hAnsi="Calibri"/>
         </w:rPr>
-        <w:t xml:space="preserve"> (NuGet packages). Behind a corporate proxy that inspects TLS, use the prebuilt path (§4.6).</w:t>
+        <w:t xml:space="preserve"> (NuGet packages) and </w:t>
+      </w:r>
+      <w:r>
+        <w:rPr>
+          <w:rFonts w:ascii="Consolas" w:cs="Consolas" w:eastAsia="Consolas" w:hAnsi="Consolas"/>
+          <w:color w:val="5B2C6F"/>
+          <w:sz w:val="19"/>
+          <w:szCs w:val="19"/>
+        </w:rPr>
+        <w:t xml:space="preserve">registry.npmjs.org</w:t>
+      </w:r>
+      <w:r>
+        <w:rPr>
+          <w:rFonts w:ascii="Calibri" w:cs="Calibri" w:eastAsia="Calibri" w:hAnsi="Calibri"/>
+        </w:rPr>
+        <w:t xml:space="preserve"> (UI packages). Behind a corporate proxy that inspects TLS, use the prebuilt path (§4.6): it needs neither NuGet nor npm inside Docker, and no npm at all.</w:t>
       </w:r>
     </w:p>
     <w:p>
@@ -4478,9 +4828,136 @@
         <w:rPr>
           <w:rFonts w:ascii="Calibri" w:cs="Calibri" w:eastAsia="Calibri" w:hAnsi="Calibri"/>
         </w:rPr>
-        <w:t xml:space="preserve">3.5 Configuration reference</w:t>
+        <w:t xml:space="preserve">3.5 Web UI (optional, development server)</w:t>
       </w:r>
       <w:bookmarkEnd w:id="13"/>
+    </w:p>
+    <w:p>
+      <w:pPr>
+        <w:spacing w:after="120"/>
+      </w:pPr>
+      <w:r>
+        <w:rPr>
+          <w:rFonts w:ascii="Calibri" w:cs="Calibri" w:eastAsia="Calibri" w:hAnsi="Calibri"/>
+        </w:rPr>
+        <w:t xml:space="preserve">With the services running (§3.2 or §3.3), from the </w:t>
+      </w:r>
+      <w:r>
+        <w:rPr>
+          <w:rFonts w:ascii="Consolas" w:cs="Consolas" w:eastAsia="Consolas" w:hAnsi="Consolas"/>
+          <w:color w:val="5B2C6F"/>
+          <w:sz w:val="19"/>
+          <w:szCs w:val="19"/>
+        </w:rPr>
+        <w:t xml:space="preserve">ui</w:t>
+      </w:r>
+      <w:r>
+        <w:rPr>
+          <w:rFonts w:ascii="Calibri" w:cs="Calibri" w:eastAsia="Calibri" w:hAnsi="Calibri"/>
+        </w:rPr>
+        <w:t xml:space="preserve"> folder:</w:t>
+      </w:r>
+    </w:p>
+    <w:p>
+      <w:pPr>
+        <w:keepNext/>
+        <w:pBdr>
+          <w:top w:val="single" w:color="D9D9D9" w:sz="4" w:space="4"/>
+        </w:pBdr>
+        <w:shd w:fill="F3F3F3" w:color="auto" w:val="clear"/>
+        <w:spacing w:after="0" w:before="0" w:line="260"/>
+        <w:ind w:left="120" w:right="120"/>
+      </w:pPr>
+      <w:r>
+        <w:rPr>
+          <w:rFonts w:ascii="Consolas" w:cs="Consolas" w:eastAsia="Consolas" w:hAnsi="Consolas"/>
+          <w:color w:val="1F1F1F"/>
+          <w:sz w:val="17"/>
+          <w:szCs w:val="17"/>
+        </w:rPr>
+        <w:t xml:space="preserve">npm ci              # once</w:t>
+      </w:r>
+    </w:p>
+    <w:p>
+      <w:pPr>
+        <w:keepNext/>
+        <w:shd w:fill="F3F3F3" w:color="auto" w:val="clear"/>
+        <w:spacing w:after="0" w:before="0" w:line="260"/>
+        <w:ind w:left="120" w:right="120"/>
+      </w:pPr>
+      <w:r>
+        <w:rPr>
+          <w:rFonts w:ascii="Consolas" w:cs="Consolas" w:eastAsia="Consolas" w:hAnsi="Consolas"/>
+          <w:color w:val="1F1F1F"/>
+          <w:sz w:val="17"/>
+          <w:szCs w:val="17"/>
+        </w:rPr>
+        <w:t xml:space="preserve">npm start           # http://localhost:4200, proxies /api/jobs → :5001 and /api/audit → :5003 (proxy.conf.json)</w:t>
+      </w:r>
+    </w:p>
+    <w:p>
+      <w:pPr>
+        <w:keepNext w:val="false"/>
+        <w:pBdr>
+          <w:bottom w:val="single" w:color="D9D9D9" w:sz="4" w:space="4"/>
+        </w:pBdr>
+        <w:shd w:fill="F3F3F3" w:color="auto" w:val="clear"/>
+        <w:spacing w:after="0" w:before="0" w:line="260"/>
+        <w:ind w:left="120" w:right="120"/>
+      </w:pPr>
+      <w:r>
+        <w:rPr>
+          <w:rFonts w:ascii="Consolas" w:cs="Consolas" w:eastAsia="Consolas" w:hAnsi="Consolas"/>
+          <w:color w:val="1F1F1F"/>
+          <w:sz w:val="17"/>
+          <w:szCs w:val="17"/>
+        </w:rPr>
+        <w:t xml:space="preserve">npm run test:ci     # 21 component tests, headless Chrome</w:t>
+      </w:r>
+    </w:p>
+    <w:p>
+      <w:pPr>
+        <w:spacing w:after="120"/>
+      </w:pPr>
+    </w:p>
+    <w:p>
+      <w:pPr>
+        <w:spacing w:after="120"/>
+      </w:pPr>
+      <w:r>
+        <w:rPr>
+          <w:rFonts w:ascii="Calibri" w:cs="Calibri" w:eastAsia="Calibri" w:hAnsi="Calibri"/>
+        </w:rPr>
+        <w:t xml:space="preserve">On Windows, if </w:t>
+      </w:r>
+      <w:r>
+        <w:rPr>
+          <w:rFonts w:ascii="Consolas" w:cs="Consolas" w:eastAsia="Consolas" w:hAnsi="Consolas"/>
+          <w:color w:val="5B2C6F"/>
+          <w:sz w:val="19"/>
+          <w:szCs w:val="19"/>
+        </w:rPr>
+        <w:t xml:space="preserve">npm</w:t>
+      </w:r>
+      <w:r>
+        <w:rPr>
+          <w:rFonts w:ascii="Calibri" w:cs="Calibri" w:eastAsia="Calibri" w:hAnsi="Calibri"/>
+        </w:rPr>
+        <w:t xml:space="preserve"> opens a "Select an app" dialog, see §6.8.</w:t>
+      </w:r>
+    </w:p>
+    <w:p>
+      <w:pPr>
+        <w:pStyle w:val="Heading2"/>
+      </w:pPr>
+      <w:bookmarkStart w:name="_Toc14" w:id="14"/>
+      <w:r>
+        <w:rPr>
+          <w:rFonts w:ascii="Calibri" w:cs="Calibri" w:eastAsia="Calibri" w:hAnsi="Calibri"/>
+        </w:rPr>
+        <w:t xml:space="preserve">3.6 Configuration reference</w:t>
+      </w:r>
+      <w:bookmarkEnd w:id="14"/>
     </w:p>
     <w:p>
       <w:pPr>
@@ -7157,14 +7634,14 @@
       <w:pPr>
         <w:pStyle w:val="Heading1"/>
       </w:pPr>
-      <w:bookmarkStart w:name="_Toc14" w:id="14"/>
+      <w:bookmarkStart w:name="_Toc15" w:id="15"/>
       <w:r>
         <w:rPr>
           <w:rFonts w:ascii="Calibri" w:cs="Calibri" w:eastAsia="Calibri" w:hAnsi="Calibri"/>
         </w:rPr>
         <w:t xml:space="preserve">4. Deploy to Docker Desktop</w:t>
       </w:r>
-      <w:bookmarkEnd w:id="14"/>
+      <w:bookmarkEnd w:id="15"/>
     </w:p>
     <w:p>
       <w:pPr>
@@ -7282,14 +7759,14 @@
       <w:pPr>
         <w:pStyle w:val="Heading2"/>
       </w:pPr>
-      <w:bookmarkStart w:name="_Toc15" w:id="15"/>
+      <w:bookmarkStart w:name="_Toc16" w:id="16"/>
       <w:r>
         <w:rPr>
           <w:rFonts w:ascii="Calibri" w:cs="Calibri" w:eastAsia="Calibri" w:hAnsi="Calibri"/>
         </w:rPr>
         <w:t xml:space="preserve">4.1 Prepare Docker Desktop</w:t>
       </w:r>
-      <w:bookmarkEnd w:id="15"/>
+      <w:bookmarkEnd w:id="16"/>
     </w:p>
     <w:p>
       <w:pPr>
@@ -7483,14 +7960,14 @@
       <w:pPr>
         <w:pStyle w:val="Heading2"/>
       </w:pPr>
-      <w:bookmarkStart w:name="_Toc16" w:id="16"/>
+      <w:bookmarkStart w:name="_Toc17" w:id="17"/>
       <w:r>
         <w:rPr>
           <w:rFonts w:ascii="Calibri" w:cs="Calibri" w:eastAsia="Calibri" w:hAnsi="Calibri"/>
         </w:rPr>
         <w:t xml:space="preserve">4.2 Build and start</w:t>
       </w:r>
-      <w:bookmarkEnd w:id="16"/>
+      <w:bookmarkEnd w:id="17"/>
     </w:p>
     <w:p>
       <w:pPr>
@@ -7536,21 +8013,21 @@
         <w:rPr>
           <w:rFonts w:ascii="Calibri" w:cs="Calibri" w:eastAsia="Calibri" w:hAnsi="Calibri"/>
         </w:rPr>
-        <w:t xml:space="preserve">The first build downloads the .NET SDK and runtime images and the NuGet packages, which takes a few minutes. Later builds reuse the cached restore layer.</w:t>
+        <w:t xml:space="preserve">The first build downloads the .NET SDK and runtime images, the NuGet packages, and for the Web UI the Node image and the npm packages, which takes a few minutes. Later builds reuse the cached restore / install layers.</w:t>
       </w:r>
     </w:p>
     <w:p>
       <w:pPr>
         <w:pStyle w:val="Heading2"/>
       </w:pPr>
-      <w:bookmarkStart w:name="_Toc17" w:id="17"/>
+      <w:bookmarkStart w:name="_Toc18" w:id="18"/>
       <w:r>
         <w:rPr>
           <w:rFonts w:ascii="Calibri" w:cs="Calibri" w:eastAsia="Calibri" w:hAnsi="Calibri"/>
         </w:rPr>
         <w:t xml:space="preserve">4.3 Verify</w:t>
       </w:r>
-      <w:bookmarkEnd w:id="17"/>
+      <w:bookmarkEnd w:id="18"/>
     </w:p>
     <w:p>
       <w:pPr>
@@ -7585,7 +8062,7 @@
         <w:rPr>
           <w:rFonts w:ascii="Calibri" w:cs="Calibri" w:eastAsia="Calibri" w:hAnsi="Calibri"/>
         </w:rPr>
-        <w:t xml:space="preserve">All four containers must show </w:t>
+        <w:t xml:space="preserve">All five containers must show </w:t>
       </w:r>
       <w:r>
         <w:rPr>
@@ -7675,6 +8152,23 @@
     </w:p>
     <w:p>
       <w:pPr>
+        <w:keepNext/>
+        <w:shd w:fill="F3F3F3" w:color="auto" w:val="clear"/>
+        <w:spacing w:after="0" w:before="0" w:line="260"/>
+        <w:ind w:left="120" w:right="120"/>
+      </w:pPr>
+      <w:r>
+        <w:rPr>
+          <w:rFonts w:ascii="Consolas" w:cs="Consolas" w:eastAsia="Consolas" w:hAnsi="Consolas"/>
+          <w:color w:val="1F1F1F"/>
+          <w:sz w:val="17"/>
+          <w:szCs w:val="17"/>
+        </w:rPr>
+        <w:t xml:space="preserve">ta9-processor-service-1   ta9/processor-service   Up 12 seconds (healthy)   0.0.0.0:5002-&gt;8080/tcp</w:t>
+      </w:r>
+    </w:p>
+    <w:p>
+      <w:pPr>
         <w:keepNext w:val="false"/>
         <w:pBdr>
           <w:bottom w:val="single" w:color="D9D9D9" w:sz="4" w:space="4"/>
@@ -7690,13 +8184,108 @@
           <w:sz w:val="17"/>
           <w:szCs w:val="17"/>
         </w:rPr>
-        <w:t xml:space="preserve">ta9-processor-service-1   ta9/processor-service   Up 12 seconds (healthy)   0.0.0.0:5002-&gt;8080/tcp</w:t>
+        <w:t xml:space="preserve">ta9-ui-1                  ta9/ui                  Up 10 seconds (healthy)   0.0.0.0:4200-&gt;8080/tcp</w:t>
       </w:r>
     </w:p>
     <w:p>
       <w:pPr>
         <w:spacing w:after="120"/>
       </w:pPr>
+    </w:p>
+    <w:p>
+      <w:pPr>
+        <w:spacing w:after="120"/>
+      </w:pPr>
+      <w:r>
+        <w:rPr>
+          <w:rFonts w:ascii="Calibri" w:cs="Calibri" w:eastAsia="Calibri" w:hAnsi="Calibri"/>
+        </w:rPr>
+        <w:t xml:space="preserve">Open the </w:t>
+      </w:r>
+      <w:r>
+        <w:rPr>
+          <w:rFonts w:ascii="Calibri" w:cs="Calibri" w:eastAsia="Calibri" w:hAnsi="Calibri"/>
+          <w:b/>
+          <w:bCs/>
+        </w:rPr>
+        <w:t xml:space="preserve">Web UI</w:t>
+      </w:r>
+      <w:r>
+        <w:rPr>
+          <w:rFonts w:ascii="Calibri" w:cs="Calibri" w:eastAsia="Calibri" w:hAnsi="Calibri"/>
+        </w:rPr>
+        <w:t xml:space="preserve"> at </w:t>
+      </w:r>
+      <w:r>
+        <w:rPr>
+          <w:rFonts w:ascii="Calibri" w:cs="Calibri" w:eastAsia="Calibri" w:hAnsi="Calibri"/>
+          <w:b/>
+          <w:bCs/>
+        </w:rPr>
+        <w:t xml:space="preserve">http://localhost:4200</w:t>
+      </w:r>
+      <w:r>
+        <w:rPr>
+          <w:rFonts w:ascii="Calibri" w:cs="Calibri" w:eastAsia="Calibri" w:hAnsi="Calibri"/>
+        </w:rPr>
+        <w:t xml:space="preserve">: </w:t>
+      </w:r>
+      <w:r>
+        <w:rPr>
+          <w:rFonts w:ascii="Calibri" w:cs="Calibri" w:eastAsia="Calibri" w:hAnsi="Calibri"/>
+          <w:i/>
+          <w:iCs/>
+        </w:rPr>
+        <w:t xml:space="preserve">New job</w:t>
+      </w:r>
+      <w:r>
+        <w:rPr>
+          <w:rFonts w:ascii="Calibri" w:cs="Calibri" w:eastAsia="Calibri" w:hAnsi="Calibri"/>
+        </w:rPr>
+        <w:t xml:space="preserve"> → </w:t>
+      </w:r>
+      <w:r>
+        <w:rPr>
+          <w:rFonts w:ascii="Calibri" w:cs="Calibri" w:eastAsia="Calibri" w:hAnsi="Calibri"/>
+          <w:i/>
+          <w:iCs/>
+        </w:rPr>
+        <w:t xml:space="preserve">Generate sample</w:t>
+      </w:r>
+      <w:r>
+        <w:rPr>
+          <w:rFonts w:ascii="Calibri" w:cs="Calibri" w:eastAsia="Calibri" w:hAnsi="Calibri"/>
+        </w:rPr>
+        <w:t xml:space="preserve"> (e.g. 100 documents) → </w:t>
+      </w:r>
+      <w:r>
+        <w:rPr>
+          <w:rFonts w:ascii="Calibri" w:cs="Calibri" w:eastAsia="Calibri" w:hAnsi="Calibri"/>
+          <w:i/>
+          <w:iCs/>
+        </w:rPr>
+        <w:t xml:space="preserve">Create job</w:t>
+      </w:r>
+      <w:r>
+        <w:rPr>
+          <w:rFonts w:ascii="Calibri" w:cs="Calibri" w:eastAsia="Calibri" w:hAnsi="Calibri"/>
+        </w:rPr>
+        <w:t xml:space="preserve">. The details page follows the job live ("● live") until </w:t>
+      </w:r>
+      <w:r>
+        <w:rPr>
+          <w:rFonts w:ascii="Calibri" w:cs="Calibri" w:eastAsia="Calibri" w:hAnsi="Calibri"/>
+          <w:i/>
+          <w:iCs/>
+        </w:rPr>
+        <w:t xml:space="preserve">Completed</w:t>
+      </w:r>
+      <w:r>
+        <w:rPr>
+          <w:rFonts w:ascii="Calibri" w:cs="Calibri" w:eastAsia="Calibri" w:hAnsi="Calibri"/>
+        </w:rPr>
+        <w:t xml:space="preserve">, then shows the results table and, a few seconds later, the audit entry.</w:t>
+      </w:r>
     </w:p>
     <w:p>
       <w:pPr>
@@ -8000,14 +8589,14 @@
       <w:pPr>
         <w:pStyle w:val="Heading2"/>
       </w:pPr>
-      <w:bookmarkStart w:name="_Toc18" w:id="18"/>
+      <w:bookmarkStart w:name="_Toc19" w:id="19"/>
       <w:r>
         <w:rPr>
           <w:rFonts w:ascii="Calibri" w:cs="Calibri" w:eastAsia="Calibri" w:hAnsi="Calibri"/>
         </w:rPr>
         <w:t xml:space="preserve">4.4 Operate</w:t>
       </w:r>
-      <w:bookmarkEnd w:id="18"/>
+      <w:bookmarkEnd w:id="19"/>
     </w:p>
     <w:tbl>
       <w:tblPr>
@@ -8737,14 +9326,14 @@
       <w:pPr>
         <w:pStyle w:val="Heading2"/>
       </w:pPr>
-      <w:bookmarkStart w:name="_Toc19" w:id="19"/>
+      <w:bookmarkStart w:name="_Toc20" w:id="20"/>
       <w:r>
         <w:rPr>
           <w:rFonts w:ascii="Calibri" w:cs="Calibri" w:eastAsia="Calibri" w:hAnsi="Calibri"/>
         </w:rPr>
         <w:t xml:space="preserve">4.5 Resilience demo (optional)</w:t>
       </w:r>
-      <w:bookmarkEnd w:id="19"/>
+      <w:bookmarkEnd w:id="20"/>
     </w:p>
     <w:p>
       <w:pPr>
@@ -8821,14 +9410,14 @@
       <w:pPr>
         <w:pStyle w:val="Heading2"/>
       </w:pPr>
-      <w:bookmarkStart w:name="_Toc20" w:id="20"/>
+      <w:bookmarkStart w:name="_Toc21" w:id="21"/>
       <w:r>
         <w:rPr>
           <w:rFonts w:ascii="Calibri" w:cs="Calibri" w:eastAsia="Calibri" w:hAnsi="Calibri"/>
         </w:rPr>
         <w:t xml:space="preserve">4.6 Restricted networks — prebuilt images</w:t>
       </w:r>
-      <w:bookmarkEnd w:id="20"/>
+      <w:bookmarkEnd w:id="21"/>
     </w:p>
     <w:p>
       <w:pPr>
@@ -8853,7 +9442,36 @@
         <w:rPr>
           <w:rFonts w:ascii="Calibri" w:cs="Calibri" w:eastAsia="Calibri" w:hAnsi="Calibri"/>
         </w:rPr>
-        <w:t xml:space="preserve"> (see §6.1), publish the services on the host, where restore works, and let Docker only package the binaries:</w:t>
+        <w:t xml:space="preserve"> (see §6.1), or the UI build cannot download npm packages (§6.8), publish the services on the host, where restore works, and let Docker only package the binaries. The Web UI is not built at all on this path: Docker packages its committed production build, </w:t>
+      </w:r>
+      <w:r>
+        <w:rPr>
+          <w:rFonts w:ascii="Consolas" w:cs="Consolas" w:eastAsia="Consolas" w:hAnsi="Consolas"/>
+          <w:color w:val="5B2C6F"/>
+          <w:sz w:val="19"/>
+          <w:szCs w:val="19"/>
+        </w:rPr>
+        <w:t xml:space="preserve">ui/prebuilt</w:t>
+      </w:r>
+      <w:r>
+        <w:rPr>
+          <w:rFonts w:ascii="Calibri" w:cs="Calibri" w:eastAsia="Calibri" w:hAnsi="Calibri"/>
+        </w:rPr>
+        <w:t xml:space="preserve">, so </w:t>
+      </w:r>
+      <w:r>
+        <w:rPr>
+          <w:rFonts w:ascii="Calibri" w:cs="Calibri" w:eastAsia="Calibri" w:hAnsi="Calibri"/>
+          <w:b/>
+          <w:bCs/>
+        </w:rPr>
+        <w:t xml:space="preserve">no npm is needed</w:t>
+      </w:r>
+      <w:r>
+        <w:rPr>
+          <w:rFonts w:ascii="Calibri" w:cs="Calibri" w:eastAsia="Calibri" w:hAnsi="Calibri"/>
+        </w:rPr>
+        <w:t xml:space="preserve">.</w:t>
       </w:r>
     </w:p>
     <w:p>
@@ -8994,6 +9612,66 @@
         <w:rPr>
           <w:rFonts w:ascii="Calibri" w:cs="Calibri" w:eastAsia="Calibri" w:hAnsi="Calibri"/>
         </w:rPr>
+        <w:t xml:space="preserve"> (services) and </w:t>
+      </w:r>
+      <w:r>
+        <w:rPr>
+          <w:rFonts w:ascii="Consolas" w:cs="Consolas" w:eastAsia="Consolas" w:hAnsi="Consolas"/>
+          <w:color w:val="5B2C6F"/>
+          <w:sz w:val="19"/>
+          <w:szCs w:val="19"/>
+        </w:rPr>
+        <w:t xml:space="preserve">ui/Dockerfile.prebuilt</w:t>
+      </w:r>
+      <w:r>
+        <w:rPr>
+          <w:rFonts w:ascii="Calibri" w:cs="Calibri" w:eastAsia="Calibri" w:hAnsi="Calibri"/>
+        </w:rPr>
+        <w:t xml:space="preserve"> (packages </w:t>
+      </w:r>
+      <w:r>
+        <w:rPr>
+          <w:rFonts w:ascii="Consolas" w:cs="Consolas" w:eastAsia="Consolas" w:hAnsi="Consolas"/>
+          <w:color w:val="5B2C6F"/>
+          <w:sz w:val="19"/>
+          <w:szCs w:val="19"/>
+        </w:rPr>
+        <w:t xml:space="preserve">ui/prebuilt</w:t>
+      </w:r>
+      <w:r>
+        <w:rPr>
+          <w:rFonts w:ascii="Calibri" w:cs="Calibri" w:eastAsia="Calibri" w:hAnsi="Calibri"/>
+        </w:rPr>
+        <w:t xml:space="preserve">). After changing the UI, refresh </w:t>
+      </w:r>
+      <w:r>
+        <w:rPr>
+          <w:rFonts w:ascii="Consolas" w:cs="Consolas" w:eastAsia="Consolas" w:hAnsi="Consolas"/>
+          <w:color w:val="5B2C6F"/>
+          <w:sz w:val="19"/>
+          <w:szCs w:val="19"/>
+        </w:rPr>
+        <w:t xml:space="preserve">ui/prebuilt</w:t>
+      </w:r>
+      <w:r>
+        <w:rPr>
+          <w:rFonts w:ascii="Calibri" w:cs="Calibri" w:eastAsia="Calibri" w:hAnsi="Calibri"/>
+        </w:rPr>
+        <w:t xml:space="preserve"> on a machine where npm works: </w:t>
+      </w:r>
+      <w:r>
+        <w:rPr>
+          <w:rFonts w:ascii="Consolas" w:cs="Consolas" w:eastAsia="Consolas" w:hAnsi="Consolas"/>
+          <w:color w:val="5B2C6F"/>
+          <w:sz w:val="19"/>
+          <w:szCs w:val="19"/>
+        </w:rPr>
+        <w:t xml:space="preserve">cd ui; npm ci; npm run build:prebuilt</w:t>
+      </w:r>
+      <w:r>
+        <w:rPr>
+          <w:rFonts w:ascii="Calibri" w:cs="Calibri" w:eastAsia="Calibri" w:hAnsi="Calibri"/>
+        </w:rPr>
         <w:t xml:space="preserve">. The compose file, health checks and configuration are identical to the standard path. Verify as in §4.3.</w:t>
       </w:r>
     </w:p>
@@ -9001,14 +9679,14 @@
       <w:pPr>
         <w:pStyle w:val="Heading1"/>
       </w:pPr>
-      <w:bookmarkStart w:name="_Toc21" w:id="21"/>
+      <w:bookmarkStart w:name="_Toc22" w:id="22"/>
       <w:r>
         <w:rPr>
           <w:rFonts w:ascii="Calibri" w:cs="Calibri" w:eastAsia="Calibri" w:hAnsi="Calibri"/>
         </w:rPr>
         <w:t xml:space="preserve">5. Troubleshooting — where to look</w:t>
       </w:r>
-      <w:bookmarkEnd w:id="21"/>
+      <w:bookmarkEnd w:id="22"/>
     </w:p>
     <w:p>
       <w:pPr>
@@ -9067,14 +9745,14 @@
       <w:pPr>
         <w:pStyle w:val="Heading2"/>
       </w:pPr>
-      <w:bookmarkStart w:name="_Toc22" w:id="22"/>
+      <w:bookmarkStart w:name="_Toc23" w:id="23"/>
       <w:r>
         <w:rPr>
           <w:rFonts w:ascii="Calibri" w:cs="Calibri" w:eastAsia="Calibri" w:hAnsi="Calibri"/>
         </w:rPr>
         <w:t xml:space="preserve">5.1 The four places</w:t>
       </w:r>
-      <w:bookmarkEnd w:id="22"/>
+      <w:bookmarkEnd w:id="23"/>
     </w:p>
     <w:tbl>
       <w:tblPr>
@@ -9914,14 +10592,14 @@
       <w:pPr>
         <w:pStyle w:val="Heading2"/>
       </w:pPr>
-      <w:bookmarkStart w:name="_Toc23" w:id="23"/>
+      <w:bookmarkStart w:name="_Toc24" w:id="24"/>
       <w:r>
         <w:rPr>
           <w:rFonts w:ascii="Calibri" w:cs="Calibri" w:eastAsia="Calibri" w:hAnsi="Calibri"/>
         </w:rPr>
         <w:t xml:space="preserve">5.2 Log levels</w:t>
       </w:r>
-      <w:bookmarkEnd w:id="23"/>
+      <w:bookmarkEnd w:id="24"/>
     </w:p>
     <w:tbl>
       <w:tblPr>
@@ -11159,14 +11837,14 @@
       <w:pPr>
         <w:pStyle w:val="Heading2"/>
       </w:pPr>
-      <w:bookmarkStart w:name="_Toc24" w:id="24"/>
+      <w:bookmarkStart w:name="_Toc25" w:id="25"/>
       <w:r>
         <w:rPr>
           <w:rFonts w:ascii="Calibri" w:cs="Calibri" w:eastAsia="Calibri" w:hAnsi="Calibri"/>
         </w:rPr>
         <w:t xml:space="preserve">5.3 Useful log queries (mongosh)</w:t>
       </w:r>
-      <w:bookmarkEnd w:id="24"/>
+      <w:bookmarkEnd w:id="25"/>
     </w:p>
     <w:p>
       <w:pPr>
@@ -11447,14 +12125,14 @@
       <w:pPr>
         <w:pStyle w:val="Heading2"/>
       </w:pPr>
-      <w:bookmarkStart w:name="_Toc25" w:id="25"/>
+      <w:bookmarkStart w:name="_Toc26" w:id="26"/>
       <w:r>
         <w:rPr>
           <w:rFonts w:ascii="Calibri" w:cs="Calibri" w:eastAsia="Calibri" w:hAnsi="Calibri"/>
         </w:rPr>
         <w:t xml:space="preserve">5.4 The system does not start</w:t>
       </w:r>
-      <w:bookmarkEnd w:id="25"/>
+      <w:bookmarkEnd w:id="26"/>
     </w:p>
     <w:p>
       <w:pPr>
@@ -12613,6 +13291,168 @@
           </w:p>
         </w:tc>
       </w:tr>
+      <w:tr>
+        <w:tc>
+          <w:tcPr>
+            <w:tcW w:type="dxa" w:w="2409"/>
+            <w:tcBorders>
+              <w:top w:val="single" w:color="BFBFBF" w:sz="4"/>
+              <w:left w:val="single" w:color="BFBFBF" w:sz="4"/>
+              <w:bottom w:val="single" w:color="BFBFBF" w:sz="4"/>
+              <w:right w:val="single" w:color="BFBFBF" w:sz="4"/>
+            </w:tcBorders>
+            <w:tcMar>
+              <w:top w:type="dxa" w:w="60"/>
+              <w:left w:type="dxa" w:w="100"/>
+              <w:bottom w:type="dxa" w:w="60"/>
+              <w:right w:type="dxa" w:w="100"/>
+            </w:tcMar>
+          </w:tcPr>
+          <w:p>
+            <w:r>
+              <w:rPr>
+                <w:rFonts w:ascii="Consolas" w:cs="Consolas" w:eastAsia="Consolas" w:hAnsi="Consolas"/>
+                <w:color w:val="5B2C6F"/>
+                <w:sz w:val="16"/>
+                <w:szCs w:val="16"/>
+              </w:rPr>
+              <w:t xml:space="preserve">ui</w:t>
+            </w:r>
+            <w:r>
+              <w:rPr>
+                <w:rFonts w:ascii="Calibri" w:cs="Calibri" w:eastAsia="Calibri" w:hAnsi="Calibri"/>
+                <w:sz w:val="18"/>
+                <w:szCs w:val="18"/>
+              </w:rPr>
+              <w:t xml:space="preserve"> build fails (</w:t>
+            </w:r>
+            <w:r>
+              <w:rPr>
+                <w:rFonts w:ascii="Consolas" w:cs="Consolas" w:eastAsia="Consolas" w:hAnsi="Consolas"/>
+                <w:color w:val="5B2C6F"/>
+                <w:sz w:val="16"/>
+                <w:szCs w:val="16"/>
+              </w:rPr>
+              <w:t xml:space="preserve">npm ci</w:t>
+            </w:r>
+            <w:r>
+              <w:rPr>
+                <w:rFonts w:ascii="Calibri" w:cs="Calibri" w:eastAsia="Calibri" w:hAnsi="Calibri"/>
+                <w:sz w:val="18"/>
+                <w:szCs w:val="18"/>
+              </w:rPr>
+              <w:t xml:space="preserve"> / </w:t>
+            </w:r>
+            <w:r>
+              <w:rPr>
+                <w:rFonts w:ascii="Consolas" w:cs="Consolas" w:eastAsia="Consolas" w:hAnsi="Consolas"/>
+                <w:color w:val="5B2C6F"/>
+                <w:sz w:val="16"/>
+                <w:szCs w:val="16"/>
+              </w:rPr>
+              <w:t xml:space="preserve">ng: not found</w:t>
+            </w:r>
+            <w:r>
+              <w:rPr>
+                <w:rFonts w:ascii="Calibri" w:cs="Calibri" w:eastAsia="Calibri" w:hAnsi="Calibri"/>
+                <w:sz w:val="18"/>
+                <w:szCs w:val="18"/>
+              </w:rPr>
+              <w:t xml:space="preserve"> / SSL handshake)</w:t>
+            </w:r>
+          </w:p>
+        </w:tc>
+        <w:tc>
+          <w:tcPr>
+            <w:tcW w:type="dxa" w:w="2409"/>
+            <w:tcBorders>
+              <w:top w:val="single" w:color="BFBFBF" w:sz="4"/>
+              <w:left w:val="single" w:color="BFBFBF" w:sz="4"/>
+              <w:bottom w:val="single" w:color="BFBFBF" w:sz="4"/>
+              <w:right w:val="single" w:color="BFBFBF" w:sz="4"/>
+            </w:tcBorders>
+            <w:tcMar>
+              <w:top w:type="dxa" w:w="60"/>
+              <w:left w:type="dxa" w:w="100"/>
+              <w:bottom w:type="dxa" w:w="60"/>
+              <w:right w:type="dxa" w:w="100"/>
+            </w:tcMar>
+          </w:tcPr>
+          <w:p>
+            <w:r>
+              <w:rPr>
+                <w:rFonts w:ascii="Consolas" w:cs="Consolas" w:eastAsia="Consolas" w:hAnsi="Consolas"/>
+                <w:color w:val="5B2C6F"/>
+                <w:sz w:val="16"/>
+                <w:szCs w:val="16"/>
+              </w:rPr>
+              <w:t xml:space="preserve">docker compose up --build</w:t>
+            </w:r>
+            <w:r>
+              <w:rPr>
+                <w:rFonts w:ascii="Calibri" w:cs="Calibri" w:eastAsia="Calibri" w:hAnsi="Calibri"/>
+                <w:sz w:val="18"/>
+                <w:szCs w:val="18"/>
+              </w:rPr>
+              <w:t xml:space="preserve"> output</w:t>
+            </w:r>
+          </w:p>
+        </w:tc>
+        <w:tc>
+          <w:tcPr>
+            <w:tcW w:type="dxa" w:w="2409"/>
+            <w:tcBorders>
+              <w:top w:val="single" w:color="BFBFBF" w:sz="4"/>
+              <w:left w:val="single" w:color="BFBFBF" w:sz="4"/>
+              <w:bottom w:val="single" w:color="BFBFBF" w:sz="4"/>
+              <w:right w:val="single" w:color="BFBFBF" w:sz="4"/>
+            </w:tcBorders>
+            <w:tcMar>
+              <w:top w:type="dxa" w:w="60"/>
+              <w:left w:type="dxa" w:w="100"/>
+              <w:bottom w:type="dxa" w:w="60"/>
+              <w:right w:type="dxa" w:w="100"/>
+            </w:tcMar>
+          </w:tcPr>
+          <w:p>
+            <w:r>
+              <w:rPr>
+                <w:rFonts w:ascii="Calibri" w:cs="Calibri" w:eastAsia="Calibri" w:hAnsi="Calibri"/>
+                <w:sz w:val="18"/>
+                <w:szCs w:val="18"/>
+              </w:rPr>
+              <w:t xml:space="preserve">npm registry not reachable from Docker on this network</w:t>
+            </w:r>
+          </w:p>
+        </w:tc>
+        <w:tc>
+          <w:tcPr>
+            <w:tcW w:type="dxa" w:w="2411"/>
+            <w:tcBorders>
+              <w:top w:val="single" w:color="BFBFBF" w:sz="4"/>
+              <w:left w:val="single" w:color="BFBFBF" w:sz="4"/>
+              <w:bottom w:val="single" w:color="BFBFBF" w:sz="4"/>
+              <w:right w:val="single" w:color="BFBFBF" w:sz="4"/>
+            </w:tcBorders>
+            <w:tcMar>
+              <w:top w:type="dxa" w:w="60"/>
+              <w:left w:type="dxa" w:w="100"/>
+              <w:bottom w:type="dxa" w:w="60"/>
+              <w:right w:type="dxa" w:w="100"/>
+            </w:tcMar>
+          </w:tcPr>
+          <w:p>
+            <w:r>
+              <w:rPr>
+                <w:rFonts w:ascii="Calibri" w:cs="Calibri" w:eastAsia="Calibri" w:hAnsi="Calibri"/>
+                <w:sz w:val="18"/>
+                <w:szCs w:val="18"/>
+              </w:rPr>
+              <w:t xml:space="preserve">§6.8; use §4.6 (prebuilt, no npm)</w:t>
+            </w:r>
+          </w:p>
+        </w:tc>
+      </w:tr>
     </w:tbl>
     <w:p>
       <w:pPr>
@@ -12623,14 +13463,14 @@
       <w:pPr>
         <w:pStyle w:val="Heading2"/>
       </w:pPr>
-      <w:bookmarkStart w:name="_Toc26" w:id="26"/>
+      <w:bookmarkStart w:name="_Toc27" w:id="27"/>
       <w:r>
         <w:rPr>
           <w:rFonts w:ascii="Calibri" w:cs="Calibri" w:eastAsia="Calibri" w:hAnsi="Calibri"/>
         </w:rPr>
         <w:t xml:space="preserve">5.5 The system is stuck (jobs do not move)</w:t>
       </w:r>
-      <w:bookmarkEnd w:id="26"/>
+      <w:bookmarkEnd w:id="27"/>
     </w:p>
     <w:p>
       <w:pPr>
@@ -13922,6 +14762,287 @@
           </w:p>
         </w:tc>
       </w:tr>
+      <w:tr>
+        <w:tc>
+          <w:tcPr>
+            <w:tcW w:type="dxa" w:w="2409"/>
+            <w:tcBorders>
+              <w:top w:val="single" w:color="BFBFBF" w:sz="4"/>
+              <w:left w:val="single" w:color="BFBFBF" w:sz="4"/>
+              <w:bottom w:val="single" w:color="BFBFBF" w:sz="4"/>
+              <w:right w:val="single" w:color="BFBFBF" w:sz="4"/>
+            </w:tcBorders>
+            <w:tcMar>
+              <w:top w:type="dxa" w:w="60"/>
+              <w:left w:type="dxa" w:w="100"/>
+              <w:bottom w:type="dxa" w:w="60"/>
+              <w:right w:type="dxa" w:w="100"/>
+            </w:tcMar>
+          </w:tcPr>
+          <w:p>
+            <w:r>
+              <w:rPr>
+                <w:rFonts w:ascii="Calibri" w:cs="Calibri" w:eastAsia="Calibri" w:hAnsi="Calibri"/>
+                <w:sz w:val="18"/>
+                <w:szCs w:val="18"/>
+              </w:rPr>
+              <w:t xml:space="preserve">Web UI shows "The service cannot be reached" or </w:t>
+            </w:r>
+            <w:r>
+              <w:rPr>
+                <w:rFonts w:ascii="Consolas" w:cs="Consolas" w:eastAsia="Consolas" w:hAnsi="Consolas"/>
+                <w:color w:val="5B2C6F"/>
+                <w:sz w:val="16"/>
+                <w:szCs w:val="16"/>
+              </w:rPr>
+              <w:t xml:space="preserve">502 Bad Gateway</w:t>
+            </w:r>
+          </w:p>
+        </w:tc>
+        <w:tc>
+          <w:tcPr>
+            <w:tcW w:type="dxa" w:w="2409"/>
+            <w:tcBorders>
+              <w:top w:val="single" w:color="BFBFBF" w:sz="4"/>
+              <w:left w:val="single" w:color="BFBFBF" w:sz="4"/>
+              <w:bottom w:val="single" w:color="BFBFBF" w:sz="4"/>
+              <w:right w:val="single" w:color="BFBFBF" w:sz="4"/>
+            </w:tcBorders>
+            <w:tcMar>
+              <w:top w:type="dxa" w:w="60"/>
+              <w:left w:type="dxa" w:w="100"/>
+              <w:bottom w:type="dxa" w:w="60"/>
+              <w:right w:type="dxa" w:w="100"/>
+            </w:tcMar>
+          </w:tcPr>
+          <w:p>
+            <w:r>
+              <w:rPr>
+                <w:rFonts w:ascii="Consolas" w:cs="Consolas" w:eastAsia="Consolas" w:hAnsi="Consolas"/>
+                <w:color w:val="5B2C6F"/>
+                <w:sz w:val="16"/>
+                <w:szCs w:val="16"/>
+              </w:rPr>
+              <w:t xml:space="preserve">docker compose logs ui</w:t>
+            </w:r>
+            <w:r>
+              <w:rPr>
+                <w:rFonts w:ascii="Calibri" w:cs="Calibri" w:eastAsia="Calibri" w:hAnsi="Calibri"/>
+                <w:sz w:val="18"/>
+                <w:szCs w:val="18"/>
+              </w:rPr>
+              <w:t xml:space="preserve"> (nginx) and </w:t>
+            </w:r>
+            <w:r>
+              <w:rPr>
+                <w:rFonts w:ascii="Consolas" w:cs="Consolas" w:eastAsia="Consolas" w:hAnsi="Consolas"/>
+                <w:color w:val="5B2C6F"/>
+                <w:sz w:val="16"/>
+                <w:szCs w:val="16"/>
+              </w:rPr>
+              <w:t xml:space="preserve">docker compose ps job-service audit-service</w:t>
+            </w:r>
+          </w:p>
+        </w:tc>
+        <w:tc>
+          <w:tcPr>
+            <w:tcW w:type="dxa" w:w="2409"/>
+            <w:tcBorders>
+              <w:top w:val="single" w:color="BFBFBF" w:sz="4"/>
+              <w:left w:val="single" w:color="BFBFBF" w:sz="4"/>
+              <w:bottom w:val="single" w:color="BFBFBF" w:sz="4"/>
+              <w:right w:val="single" w:color="BFBFBF" w:sz="4"/>
+            </w:tcBorders>
+            <w:tcMar>
+              <w:top w:type="dxa" w:w="60"/>
+              <w:left w:type="dxa" w:w="100"/>
+              <w:bottom w:type="dxa" w:w="60"/>
+              <w:right w:type="dxa" w:w="100"/>
+            </w:tcMar>
+          </w:tcPr>
+          <w:p>
+            <w:r>
+              <w:rPr>
+                <w:rFonts w:ascii="Calibri" w:cs="Calibri" w:eastAsia="Calibri" w:hAnsi="Calibri"/>
+                <w:sz w:val="18"/>
+                <w:szCs w:val="18"/>
+              </w:rPr>
+              <w:t xml:space="preserve">nginx cannot reach a service (not started, unhealthy, restarting)</w:t>
+            </w:r>
+          </w:p>
+        </w:tc>
+        <w:tc>
+          <w:tcPr>
+            <w:tcW w:type="dxa" w:w="2411"/>
+            <w:tcBorders>
+              <w:top w:val="single" w:color="BFBFBF" w:sz="4"/>
+              <w:left w:val="single" w:color="BFBFBF" w:sz="4"/>
+              <w:bottom w:val="single" w:color="BFBFBF" w:sz="4"/>
+              <w:right w:val="single" w:color="BFBFBF" w:sz="4"/>
+            </w:tcBorders>
+            <w:tcMar>
+              <w:top w:type="dxa" w:w="60"/>
+              <w:left w:type="dxa" w:w="100"/>
+              <w:bottom w:type="dxa" w:w="60"/>
+              <w:right w:type="dxa" w:w="100"/>
+            </w:tcMar>
+          </w:tcPr>
+          <w:p>
+            <w:r>
+              <w:rPr>
+                <w:rFonts w:ascii="Calibri" w:cs="Calibri" w:eastAsia="Calibri" w:hAnsi="Calibri"/>
+                <w:sz w:val="18"/>
+                <w:szCs w:val="18"/>
+              </w:rPr>
+              <w:t xml:space="preserve">Start / fix the service; the UI recovers on the next refresh</w:t>
+            </w:r>
+          </w:p>
+        </w:tc>
+      </w:tr>
+      <w:tr>
+        <w:tc>
+          <w:tcPr>
+            <w:tcW w:type="dxa" w:w="2409"/>
+            <w:tcBorders>
+              <w:top w:val="single" w:color="BFBFBF" w:sz="4"/>
+              <w:left w:val="single" w:color="BFBFBF" w:sz="4"/>
+              <w:bottom w:val="single" w:color="BFBFBF" w:sz="4"/>
+              <w:right w:val="single" w:color="BFBFBF" w:sz="4"/>
+            </w:tcBorders>
+            <w:tcMar>
+              <w:top w:type="dxa" w:w="60"/>
+              <w:left w:type="dxa" w:w="100"/>
+              <w:bottom w:type="dxa" w:w="60"/>
+              <w:right w:type="dxa" w:w="100"/>
+            </w:tcMar>
+          </w:tcPr>
+          <w:p>
+            <w:r>
+              <w:rPr>
+                <w:rFonts w:ascii="Calibri" w:cs="Calibri" w:eastAsia="Calibri" w:hAnsi="Calibri"/>
+                <w:sz w:val="18"/>
+                <w:szCs w:val="18"/>
+              </w:rPr>
+              <w:t xml:space="preserve">Web UI details page never shows "● live" / progress does not move</w:t>
+            </w:r>
+          </w:p>
+        </w:tc>
+        <w:tc>
+          <w:tcPr>
+            <w:tcW w:type="dxa" w:w="2409"/>
+            <w:tcBorders>
+              <w:top w:val="single" w:color="BFBFBF" w:sz="4"/>
+              <w:left w:val="single" w:color="BFBFBF" w:sz="4"/>
+              <w:bottom w:val="single" w:color="BFBFBF" w:sz="4"/>
+              <w:right w:val="single" w:color="BFBFBF" w:sz="4"/>
+            </w:tcBorders>
+            <w:tcMar>
+              <w:top w:type="dxa" w:w="60"/>
+              <w:left w:type="dxa" w:w="100"/>
+              <w:bottom w:type="dxa" w:w="60"/>
+              <w:right w:type="dxa" w:w="100"/>
+            </w:tcMar>
+          </w:tcPr>
+          <w:p>
+            <w:r>
+              <w:rPr>
+                <w:rFonts w:ascii="Calibri" w:cs="Calibri" w:eastAsia="Calibri" w:hAnsi="Calibri"/>
+                <w:sz w:val="18"/>
+                <w:szCs w:val="18"/>
+              </w:rPr>
+              <w:t xml:space="preserve">Browser developer tools → Network → </w:t>
+            </w:r>
+            <w:r>
+              <w:rPr>
+                <w:rFonts w:ascii="Consolas" w:cs="Consolas" w:eastAsia="Consolas" w:hAnsi="Consolas"/>
+                <w:color w:val="5B2C6F"/>
+                <w:sz w:val="16"/>
+                <w:szCs w:val="16"/>
+              </w:rPr>
+              <w:t xml:space="preserve">events</w:t>
+            </w:r>
+            <w:r>
+              <w:rPr>
+                <w:rFonts w:ascii="Calibri" w:cs="Calibri" w:eastAsia="Calibri" w:hAnsi="Calibri"/>
+                <w:sz w:val="18"/>
+                <w:szCs w:val="18"/>
+              </w:rPr>
+              <w:t xml:space="preserve"> (EventSource)</w:t>
+            </w:r>
+          </w:p>
+        </w:tc>
+        <w:tc>
+          <w:tcPr>
+            <w:tcW w:type="dxa" w:w="2409"/>
+            <w:tcBorders>
+              <w:top w:val="single" w:color="BFBFBF" w:sz="4"/>
+              <w:left w:val="single" w:color="BFBFBF" w:sz="4"/>
+              <w:bottom w:val="single" w:color="BFBFBF" w:sz="4"/>
+              <w:right w:val="single" w:color="BFBFBF" w:sz="4"/>
+            </w:tcBorders>
+            <w:tcMar>
+              <w:top w:type="dxa" w:w="60"/>
+              <w:left w:type="dxa" w:w="100"/>
+              <w:bottom w:type="dxa" w:w="60"/>
+              <w:right w:type="dxa" w:w="100"/>
+            </w:tcMar>
+          </w:tcPr>
+          <w:p>
+            <w:r>
+              <w:rPr>
+                <w:rFonts w:ascii="Calibri" w:cs="Calibri" w:eastAsia="Calibri" w:hAnsi="Calibri"/>
+                <w:sz w:val="18"/>
+                <w:szCs w:val="18"/>
+              </w:rPr>
+              <w:t xml:space="preserve">SSE blocked by a proxy in front of the UI, or the job is already finished</w:t>
+            </w:r>
+          </w:p>
+        </w:tc>
+        <w:tc>
+          <w:tcPr>
+            <w:tcW w:type="dxa" w:w="2411"/>
+            <w:tcBorders>
+              <w:top w:val="single" w:color="BFBFBF" w:sz="4"/>
+              <w:left w:val="single" w:color="BFBFBF" w:sz="4"/>
+              <w:bottom w:val="single" w:color="BFBFBF" w:sz="4"/>
+              <w:right w:val="single" w:color="BFBFBF" w:sz="4"/>
+            </w:tcBorders>
+            <w:tcMar>
+              <w:top w:type="dxa" w:w="60"/>
+              <w:left w:type="dxa" w:w="100"/>
+              <w:bottom w:type="dxa" w:w="60"/>
+              <w:right w:type="dxa" w:w="100"/>
+            </w:tcMar>
+          </w:tcPr>
+          <w:p>
+            <w:r>
+              <w:rPr>
+                <w:rFonts w:ascii="Calibri" w:cs="Calibri" w:eastAsia="Calibri" w:hAnsi="Calibri"/>
+                <w:sz w:val="18"/>
+                <w:szCs w:val="18"/>
+              </w:rPr>
+              <w:t xml:space="preserve">The bundled nginx streams SSE (</w:t>
+            </w:r>
+            <w:r>
+              <w:rPr>
+                <w:rFonts w:ascii="Consolas" w:cs="Consolas" w:eastAsia="Consolas" w:hAnsi="Consolas"/>
+                <w:color w:val="5B2C6F"/>
+                <w:sz w:val="16"/>
+                <w:szCs w:val="16"/>
+              </w:rPr>
+              <w:t xml:space="preserve">proxy_buffering off</w:t>
+            </w:r>
+            <w:r>
+              <w:rPr>
+                <w:rFonts w:ascii="Calibri" w:cs="Calibri" w:eastAsia="Calibri" w:hAnsi="Calibri"/>
+                <w:sz w:val="18"/>
+                <w:szCs w:val="18"/>
+              </w:rPr>
+              <w:t xml:space="preserve">); an extra proxy must do the same. The page still updates on reload</w:t>
+            </w:r>
+          </w:p>
+        </w:tc>
+      </w:tr>
     </w:tbl>
     <w:p>
       <w:pPr>
@@ -13932,14 +15053,14 @@
       <w:pPr>
         <w:pStyle w:val="Heading2"/>
       </w:pPr>
-      <w:bookmarkStart w:name="_Toc27" w:id="27"/>
+      <w:bookmarkStart w:name="_Toc28" w:id="28"/>
       <w:r>
         <w:rPr>
           <w:rFonts w:ascii="Calibri" w:cs="Calibri" w:eastAsia="Calibri" w:hAnsi="Calibri"/>
         </w:rPr>
         <w:t xml:space="preserve">5.6 A service crashes or keeps restarting</w:t>
       </w:r>
-      <w:bookmarkEnd w:id="27"/>
+      <w:bookmarkEnd w:id="28"/>
     </w:p>
     <w:p>
       <w:pPr>
@@ -14687,14 +15808,14 @@
       <w:pPr>
         <w:pStyle w:val="Heading2"/>
       </w:pPr>
-      <w:bookmarkStart w:name="_Toc28" w:id="28"/>
+      <w:bookmarkStart w:name="_Toc29" w:id="29"/>
       <w:r>
         <w:rPr>
           <w:rFonts w:ascii="Calibri" w:cs="Calibri" w:eastAsia="Calibri" w:hAnsi="Calibri"/>
         </w:rPr>
         <w:t xml:space="preserve">5.7 Logs are missing in MongoDB</w:t>
       </w:r>
-      <w:bookmarkEnd w:id="28"/>
+      <w:bookmarkEnd w:id="29"/>
     </w:p>
     <w:tbl>
       <w:tblPr>
@@ -15170,14 +16291,14 @@
       <w:pPr>
         <w:pStyle w:val="Heading1"/>
       </w:pPr>
-      <w:bookmarkStart w:name="_Toc29" w:id="29"/>
+      <w:bookmarkStart w:name="_Toc30" w:id="30"/>
       <w:r>
         <w:rPr>
           <w:rFonts w:ascii="Calibri" w:cs="Calibri" w:eastAsia="Calibri" w:hAnsi="Calibri"/>
         </w:rPr>
         <w:t xml:space="preserve">6. Error Messages Encountered &amp; Fixes</w:t>
       </w:r>
-      <w:bookmarkEnd w:id="29"/>
+      <w:bookmarkEnd w:id="30"/>
     </w:p>
     <w:p>
       <w:pPr>
@@ -15194,14 +16315,14 @@
       <w:pPr>
         <w:pStyle w:val="Heading2"/>
       </w:pPr>
-      <w:bookmarkStart w:name="_Toc30" w:id="30"/>
+      <w:bookmarkStart w:name="_Toc31" w:id="31"/>
       <w:r>
         <w:rPr>
           <w:rFonts w:ascii="Calibri" w:cs="Calibri" w:eastAsia="Calibri" w:hAnsi="Calibri"/>
         </w:rPr>
         <w:t xml:space="preserve">6.1 Docker build fails: NU1301 Unable to load the service index</w:t>
       </w:r>
-      <w:bookmarkEnd w:id="30"/>
+      <w:bookmarkEnd w:id="31"/>
     </w:p>
     <w:p>
       <w:pPr>
@@ -15470,14 +16591,14 @@
       <w:pPr>
         <w:pStyle w:val="Heading2"/>
       </w:pPr>
-      <w:bookmarkStart w:name="_Toc31" w:id="31"/>
+      <w:bookmarkStart w:name="_Toc32" w:id="32"/>
       <w:r>
         <w:rPr>
           <w:rFonts w:ascii="Calibri" w:cs="Calibri" w:eastAsia="Calibri" w:hAnsi="Calibri"/>
         </w:rPr>
         <w:t xml:space="preserve">6.2 PowerShell: script is not digitally signed</w:t>
       </w:r>
-      <w:bookmarkEnd w:id="31"/>
+      <w:bookmarkEnd w:id="32"/>
     </w:p>
     <w:p>
       <w:pPr>
@@ -15679,14 +16800,14 @@
       <w:pPr>
         <w:pStyle w:val="Heading2"/>
       </w:pPr>
-      <w:bookmarkStart w:name="_Toc32" w:id="32"/>
+      <w:bookmarkStart w:name="_Toc33" w:id="33"/>
       <w:r>
         <w:rPr>
           <w:rFonts w:ascii="Calibri" w:cs="Calibri" w:eastAsia="Calibri" w:hAnsi="Calibri"/>
         </w:rPr>
         <w:t xml:space="preserve">6.3 git push: 403, permission denied to another account</w:t>
       </w:r>
-      <w:bookmarkEnd w:id="32"/>
+      <w:bookmarkEnd w:id="33"/>
     </w:p>
     <w:p>
       <w:pPr>
@@ -15888,14 +17009,14 @@
       <w:pPr>
         <w:pStyle w:val="Heading2"/>
       </w:pPr>
-      <w:bookmarkStart w:name="_Toc33" w:id="33"/>
+      <w:bookmarkStart w:name="_Toc34" w:id="34"/>
       <w:r>
         <w:rPr>
           <w:rFonts w:ascii="Calibri" w:cs="Calibri" w:eastAsia="Calibri" w:hAnsi="Calibri"/>
         </w:rPr>
         <w:t xml:space="preserve">6.4 git push: GH007, push would publish a private email address</w:t>
       </w:r>
-      <w:bookmarkEnd w:id="33"/>
+      <w:bookmarkEnd w:id="34"/>
     </w:p>
     <w:p>
       <w:pPr>
@@ -16142,14 +17263,14 @@
       <w:pPr>
         <w:pStyle w:val="Heading2"/>
       </w:pPr>
-      <w:bookmarkStart w:name="_Toc34" w:id="34"/>
+      <w:bookmarkStart w:name="_Toc35" w:id="35"/>
       <w:r>
         <w:rPr>
           <w:rFonts w:ascii="Calibri" w:cs="Calibri" w:eastAsia="Calibri" w:hAnsi="Calibri"/>
         </w:rPr>
         <w:t xml:space="preserve">6.5 git commit hangs on a network share</w:t>
       </w:r>
-      <w:bookmarkEnd w:id="34"/>
+      <w:bookmarkEnd w:id="35"/>
     </w:p>
     <w:p>
       <w:pPr>
@@ -16257,14 +17378,14 @@
       <w:pPr>
         <w:pStyle w:val="Heading2"/>
       </w:pPr>
-      <w:bookmarkStart w:name="_Toc35" w:id="35"/>
+      <w:bookmarkStart w:name="_Toc36" w:id="36"/>
       <w:r>
         <w:rPr>
           <w:rFonts w:ascii="Calibri" w:cs="Calibri" w:eastAsia="Calibri" w:hAnsi="Calibri"/>
         </w:rPr>
         <w:t xml:space="preserve">6.6 Issues caught by the automated tests during development (already fixed in the code)</w:t>
       </w:r>
-      <w:bookmarkEnd w:id="35"/>
+      <w:bookmarkEnd w:id="36"/>
     </w:p>
     <w:tbl>
       <w:tblPr>
@@ -17141,14 +18262,14 @@
       <w:pPr>
         <w:pStyle w:val="Heading2"/>
       </w:pPr>
-      <w:bookmarkStart w:name="_Toc36" w:id="36"/>
+      <w:bookmarkStart w:name="_Toc37" w:id="37"/>
       <w:r>
         <w:rPr>
           <w:rFonts w:ascii="Calibri" w:cs="Calibri" w:eastAsia="Calibri" w:hAnsi="Calibri"/>
         </w:rPr>
         <w:t xml:space="preserve">6.7 Other messages you may see</w:t>
       </w:r>
-      <w:bookmarkEnd w:id="36"/>
+      <w:bookmarkEnd w:id="37"/>
     </w:p>
     <w:tbl>
       <w:tblPr>
@@ -17950,16 +19071,1060 @@
     </w:p>
     <w:p>
       <w:pPr>
+        <w:pStyle w:val="Heading2"/>
+      </w:pPr>
+      <w:bookmarkStart w:name="_Toc38" w:id="38"/>
+      <w:r>
+        <w:rPr>
+          <w:rFonts w:ascii="Calibri" w:cs="Calibri" w:eastAsia="Calibri" w:hAnsi="Calibri"/>
+        </w:rPr>
+        <w:t xml:space="preserve">6.8 Web UI: npm and build problems</w:t>
+      </w:r>
+      <w:bookmarkEnd w:id="38"/>
+    </w:p>
+    <w:tbl>
+      <w:tblPr>
+        <w:tblW w:type="dxa" w:w="9638"/>
+        <w:tblBorders>
+          <w:top w:val="single" w:color="auto" w:sz="4"/>
+          <w:left w:val="single" w:color="auto" w:sz="4"/>
+          <w:bottom w:val="single" w:color="auto" w:sz="4"/>
+          <w:right w:val="single" w:color="auto" w:sz="4"/>
+          <w:insideH w:val="single" w:color="auto" w:sz="4"/>
+          <w:insideV w:val="single" w:color="auto" w:sz="4"/>
+        </w:tblBorders>
+      </w:tblPr>
+      <w:tblGrid>
+        <w:gridCol w:w="3212"/>
+        <w:gridCol w:w="3212"/>
+        <w:gridCol w:w="3214"/>
+      </w:tblGrid>
+      <w:tr>
+        <w:trPr>
+          <w:tblHeader/>
+        </w:trPr>
+        <w:tc>
+          <w:tcPr>
+            <w:tcW w:type="dxa" w:w="3212"/>
+            <w:tcBorders>
+              <w:top w:val="single" w:color="BFBFBF" w:sz="4"/>
+              <w:left w:val="single" w:color="BFBFBF" w:sz="4"/>
+              <w:bottom w:val="single" w:color="BFBFBF" w:sz="4"/>
+              <w:right w:val="single" w:color="BFBFBF" w:sz="4"/>
+            </w:tcBorders>
+            <w:shd w:fill="DCE6F2" w:color="auto" w:val="clear"/>
+            <w:tcMar>
+              <w:top w:type="dxa" w:w="60"/>
+              <w:left w:type="dxa" w:w="100"/>
+              <w:bottom w:type="dxa" w:w="60"/>
+              <w:right w:type="dxa" w:w="100"/>
+            </w:tcMar>
+          </w:tcPr>
+          <w:p>
+            <w:r>
+              <w:rPr>
+                <w:rFonts w:ascii="Calibri" w:cs="Calibri" w:eastAsia="Calibri" w:hAnsi="Calibri"/>
+                <w:b/>
+                <w:bCs/>
+                <w:sz w:val="18"/>
+                <w:szCs w:val="18"/>
+              </w:rPr>
+              <w:t xml:space="preserve">Message</w:t>
+            </w:r>
+          </w:p>
+        </w:tc>
+        <w:tc>
+          <w:tcPr>
+            <w:tcW w:type="dxa" w:w="3212"/>
+            <w:tcBorders>
+              <w:top w:val="single" w:color="BFBFBF" w:sz="4"/>
+              <w:left w:val="single" w:color="BFBFBF" w:sz="4"/>
+              <w:bottom w:val="single" w:color="BFBFBF" w:sz="4"/>
+              <w:right w:val="single" w:color="BFBFBF" w:sz="4"/>
+            </w:tcBorders>
+            <w:shd w:fill="DCE6F2" w:color="auto" w:val="clear"/>
+            <w:tcMar>
+              <w:top w:type="dxa" w:w="60"/>
+              <w:left w:type="dxa" w:w="100"/>
+              <w:bottom w:type="dxa" w:w="60"/>
+              <w:right w:type="dxa" w:w="100"/>
+            </w:tcMar>
+          </w:tcPr>
+          <w:p>
+            <w:r>
+              <w:rPr>
+                <w:rFonts w:ascii="Calibri" w:cs="Calibri" w:eastAsia="Calibri" w:hAnsi="Calibri"/>
+                <w:b/>
+                <w:bCs/>
+                <w:sz w:val="18"/>
+                <w:szCs w:val="18"/>
+              </w:rPr>
+              <w:t xml:space="preserve">Cause</w:t>
+            </w:r>
+          </w:p>
+        </w:tc>
+        <w:tc>
+          <w:tcPr>
+            <w:tcW w:type="dxa" w:w="3214"/>
+            <w:tcBorders>
+              <w:top w:val="single" w:color="BFBFBF" w:sz="4"/>
+              <w:left w:val="single" w:color="BFBFBF" w:sz="4"/>
+              <w:bottom w:val="single" w:color="BFBFBF" w:sz="4"/>
+              <w:right w:val="single" w:color="BFBFBF" w:sz="4"/>
+            </w:tcBorders>
+            <w:shd w:fill="DCE6F2" w:color="auto" w:val="clear"/>
+            <w:tcMar>
+              <w:top w:type="dxa" w:w="60"/>
+              <w:left w:type="dxa" w:w="100"/>
+              <w:bottom w:type="dxa" w:w="60"/>
+              <w:right w:type="dxa" w:w="100"/>
+            </w:tcMar>
+          </w:tcPr>
+          <w:p>
+            <w:r>
+              <w:rPr>
+                <w:rFonts w:ascii="Calibri" w:cs="Calibri" w:eastAsia="Calibri" w:hAnsi="Calibri"/>
+                <w:b/>
+                <w:bCs/>
+                <w:sz w:val="18"/>
+                <w:szCs w:val="18"/>
+              </w:rPr>
+              <w:t xml:space="preserve">Fix</w:t>
+            </w:r>
+          </w:p>
+        </w:tc>
+      </w:tr>
+      <w:tr>
+        <w:tc>
+          <w:tcPr>
+            <w:tcW w:type="dxa" w:w="3212"/>
+            <w:tcBorders>
+              <w:top w:val="single" w:color="BFBFBF" w:sz="4"/>
+              <w:left w:val="single" w:color="BFBFBF" w:sz="4"/>
+              <w:bottom w:val="single" w:color="BFBFBF" w:sz="4"/>
+              <w:right w:val="single" w:color="BFBFBF" w:sz="4"/>
+            </w:tcBorders>
+            <w:tcMar>
+              <w:top w:type="dxa" w:w="60"/>
+              <w:left w:type="dxa" w:w="100"/>
+              <w:bottom w:type="dxa" w:w="60"/>
+              <w:right w:type="dxa" w:w="100"/>
+            </w:tcMar>
+          </w:tcPr>
+          <w:p>
+            <w:r>
+              <w:rPr>
+                <w:rFonts w:ascii="Calibri" w:cs="Calibri" w:eastAsia="Calibri" w:hAnsi="Calibri"/>
+                <w:sz w:val="18"/>
+                <w:szCs w:val="18"/>
+              </w:rPr>
+              <w:t xml:space="preserve">Docker build: </w:t>
+            </w:r>
+            <w:r>
+              <w:rPr>
+                <w:rFonts w:ascii="Consolas" w:cs="Consolas" w:eastAsia="Consolas" w:hAnsi="Consolas"/>
+                <w:color w:val="5B2C6F"/>
+                <w:sz w:val="16"/>
+                <w:szCs w:val="16"/>
+              </w:rPr>
+              <w:t xml:space="preserve">npx ng build</w:t>
+            </w:r>
+            <w:r>
+              <w:rPr>
+                <w:rFonts w:ascii="Calibri" w:cs="Calibri" w:eastAsia="Calibri" w:hAnsi="Calibri"/>
+                <w:sz w:val="18"/>
+                <w:szCs w:val="18"/>
+              </w:rPr>
+              <w:t xml:space="preserve"> → </w:t>
+            </w:r>
+            <w:r>
+              <w:rPr>
+                <w:rFonts w:ascii="Consolas" w:cs="Consolas" w:eastAsia="Consolas" w:hAnsi="Consolas"/>
+                <w:color w:val="5B2C6F"/>
+                <w:sz w:val="16"/>
+                <w:szCs w:val="16"/>
+              </w:rPr>
+              <w:t xml:space="preserve">request to https://registry.npmjs.org/ng failed … SSL alert handshake failure</w:t>
+            </w:r>
+          </w:p>
+        </w:tc>
+        <w:tc>
+          <w:tcPr>
+            <w:tcW w:type="dxa" w:w="3212"/>
+            <w:tcBorders>
+              <w:top w:val="single" w:color="BFBFBF" w:sz="4"/>
+              <w:left w:val="single" w:color="BFBFBF" w:sz="4"/>
+              <w:bottom w:val="single" w:color="BFBFBF" w:sz="4"/>
+              <w:right w:val="single" w:color="BFBFBF" w:sz="4"/>
+            </w:tcBorders>
+            <w:tcMar>
+              <w:top w:type="dxa" w:w="60"/>
+              <w:left w:type="dxa" w:w="100"/>
+              <w:bottom w:type="dxa" w:w="60"/>
+              <w:right w:type="dxa" w:w="100"/>
+            </w:tcMar>
+          </w:tcPr>
+          <w:p>
+            <w:r>
+              <w:rPr>
+                <w:rFonts w:ascii="Consolas" w:cs="Consolas" w:eastAsia="Consolas" w:hAnsi="Consolas"/>
+                <w:color w:val="5B2C6F"/>
+                <w:sz w:val="16"/>
+                <w:szCs w:val="16"/>
+              </w:rPr>
+              <w:t xml:space="preserve">npx</w:t>
+            </w:r>
+            <w:r>
+              <w:rPr>
+                <w:rFonts w:ascii="Calibri" w:cs="Calibri" w:eastAsia="Calibri" w:hAnsi="Calibri"/>
+                <w:sz w:val="18"/>
+                <w:szCs w:val="18"/>
+              </w:rPr>
+              <w:t xml:space="preserve"> looked for a package called </w:t>
+            </w:r>
+            <w:r>
+              <w:rPr>
+                <w:rFonts w:ascii="Consolas" w:cs="Consolas" w:eastAsia="Consolas" w:hAnsi="Consolas"/>
+                <w:color w:val="5B2C6F"/>
+                <w:sz w:val="16"/>
+                <w:szCs w:val="16"/>
+              </w:rPr>
+              <w:t xml:space="preserve">ng</w:t>
+            </w:r>
+            <w:r>
+              <w:rPr>
+                <w:rFonts w:ascii="Calibri" w:cs="Calibri" w:eastAsia="Calibri" w:hAnsi="Calibri"/>
+                <w:sz w:val="18"/>
+                <w:szCs w:val="18"/>
+              </w:rPr>
+              <w:t xml:space="preserve"> instead of using the local Angular CLI, and the registry is blocked</w:t>
+            </w:r>
+          </w:p>
+        </w:tc>
+        <w:tc>
+          <w:tcPr>
+            <w:tcW w:type="dxa" w:w="3214"/>
+            <w:tcBorders>
+              <w:top w:val="single" w:color="BFBFBF" w:sz="4"/>
+              <w:left w:val="single" w:color="BFBFBF" w:sz="4"/>
+              <w:bottom w:val="single" w:color="BFBFBF" w:sz="4"/>
+              <w:right w:val="single" w:color="BFBFBF" w:sz="4"/>
+            </w:tcBorders>
+            <w:tcMar>
+              <w:top w:type="dxa" w:w="60"/>
+              <w:left w:type="dxa" w:w="100"/>
+              <w:bottom w:type="dxa" w:w="60"/>
+              <w:right w:type="dxa" w:w="100"/>
+            </w:tcMar>
+          </w:tcPr>
+          <w:p>
+            <w:r>
+              <w:rPr>
+                <w:rFonts w:ascii="Calibri" w:cs="Calibri" w:eastAsia="Calibri" w:hAnsi="Calibri"/>
+                <w:sz w:val="18"/>
+                <w:szCs w:val="18"/>
+              </w:rPr>
+              <w:t xml:space="preserve">Fixed in the Dockerfile: the local CLI is called directly (</w:t>
+            </w:r>
+            <w:r>
+              <w:rPr>
+                <w:rFonts w:ascii="Consolas" w:cs="Consolas" w:eastAsia="Consolas" w:hAnsi="Consolas"/>
+                <w:color w:val="5B2C6F"/>
+                <w:sz w:val="16"/>
+                <w:szCs w:val="16"/>
+              </w:rPr>
+              <w:t xml:space="preserve">node node_modules/@angular/cli/bin/ng.js build</w:t>
+            </w:r>
+            <w:r>
+              <w:rPr>
+                <w:rFonts w:ascii="Calibri" w:cs="Calibri" w:eastAsia="Calibri" w:hAnsi="Calibri"/>
+                <w:sz w:val="18"/>
+                <w:szCs w:val="18"/>
+              </w:rPr>
+              <w:t xml:space="preserve">)</w:t>
+            </w:r>
+          </w:p>
+        </w:tc>
+      </w:tr>
+      <w:tr>
+        <w:tc>
+          <w:tcPr>
+            <w:tcW w:type="dxa" w:w="3212"/>
+            <w:tcBorders>
+              <w:top w:val="single" w:color="BFBFBF" w:sz="4"/>
+              <w:left w:val="single" w:color="BFBFBF" w:sz="4"/>
+              <w:bottom w:val="single" w:color="BFBFBF" w:sz="4"/>
+              <w:right w:val="single" w:color="BFBFBF" w:sz="4"/>
+            </w:tcBorders>
+            <w:tcMar>
+              <w:top w:type="dxa" w:w="60"/>
+              <w:left w:type="dxa" w:w="100"/>
+              <w:bottom w:type="dxa" w:w="60"/>
+              <w:right w:type="dxa" w:w="100"/>
+            </w:tcMar>
+          </w:tcPr>
+          <w:p>
+            <w:r>
+              <w:rPr>
+                <w:rFonts w:ascii="Calibri" w:cs="Calibri" w:eastAsia="Calibri" w:hAnsi="Calibri"/>
+                <w:sz w:val="18"/>
+                <w:szCs w:val="18"/>
+              </w:rPr>
+              <w:t xml:space="preserve">Docker build: </w:t>
+            </w:r>
+            <w:r>
+              <w:rPr>
+                <w:rFonts w:ascii="Consolas" w:cs="Consolas" w:eastAsia="Consolas" w:hAnsi="Consolas"/>
+                <w:color w:val="5B2C6F"/>
+                <w:sz w:val="16"/>
+                <w:szCs w:val="16"/>
+              </w:rPr>
+              <w:t xml:space="preserve">sh: ng: not found</w:t>
+            </w:r>
+            <w:r>
+              <w:rPr>
+                <w:rFonts w:ascii="Calibri" w:cs="Calibri" w:eastAsia="Calibri" w:hAnsi="Calibri"/>
+                <w:sz w:val="18"/>
+                <w:szCs w:val="18"/>
+              </w:rPr>
+              <w:t xml:space="preserve"> / </w:t>
+            </w:r>
+            <w:r>
+              <w:rPr>
+                <w:rFonts w:ascii="Calibri" w:cs="Calibri" w:eastAsia="Calibri" w:hAnsi="Calibri"/>
+                <w:i/>
+                <w:iCs/>
+                <w:sz w:val="18"/>
+                <w:szCs w:val="18"/>
+              </w:rPr>
+              <w:t xml:space="preserve">"npm install incomplete"</w:t>
+            </w:r>
+          </w:p>
+        </w:tc>
+        <w:tc>
+          <w:tcPr>
+            <w:tcW w:type="dxa" w:w="3212"/>
+            <w:tcBorders>
+              <w:top w:val="single" w:color="BFBFBF" w:sz="4"/>
+              <w:left w:val="single" w:color="BFBFBF" w:sz="4"/>
+              <w:bottom w:val="single" w:color="BFBFBF" w:sz="4"/>
+              <w:right w:val="single" w:color="BFBFBF" w:sz="4"/>
+            </w:tcBorders>
+            <w:tcMar>
+              <w:top w:type="dxa" w:w="60"/>
+              <w:left w:type="dxa" w:w="100"/>
+              <w:bottom w:type="dxa" w:w="60"/>
+              <w:right w:type="dxa" w:w="100"/>
+            </w:tcMar>
+          </w:tcPr>
+          <w:p>
+            <w:r>
+              <w:rPr>
+                <w:rFonts w:ascii="Consolas" w:cs="Consolas" w:eastAsia="Consolas" w:hAnsi="Consolas"/>
+                <w:color w:val="5B2C6F"/>
+                <w:sz w:val="16"/>
+                <w:szCs w:val="16"/>
+              </w:rPr>
+              <w:t xml:space="preserve">npm ci</w:t>
+            </w:r>
+            <w:r>
+              <w:rPr>
+                <w:rFonts w:ascii="Calibri" w:cs="Calibri" w:eastAsia="Calibri" w:hAnsi="Calibri"/>
+                <w:sz w:val="18"/>
+                <w:szCs w:val="18"/>
+              </w:rPr>
+              <w:t xml:space="preserve"> could not download every package (TLS inspection)</w:t>
+            </w:r>
+          </w:p>
+        </w:tc>
+        <w:tc>
+          <w:tcPr>
+            <w:tcW w:type="dxa" w:w="3214"/>
+            <w:tcBorders>
+              <w:top w:val="single" w:color="BFBFBF" w:sz="4"/>
+              <w:left w:val="single" w:color="BFBFBF" w:sz="4"/>
+              <w:bottom w:val="single" w:color="BFBFBF" w:sz="4"/>
+              <w:right w:val="single" w:color="BFBFBF" w:sz="4"/>
+            </w:tcBorders>
+            <w:tcMar>
+              <w:top w:type="dxa" w:w="60"/>
+              <w:left w:type="dxa" w:w="100"/>
+              <w:bottom w:type="dxa" w:w="60"/>
+              <w:right w:type="dxa" w:w="100"/>
+            </w:tcMar>
+          </w:tcPr>
+          <w:p>
+            <w:r>
+              <w:rPr>
+                <w:rFonts w:ascii="Calibri" w:cs="Calibri" w:eastAsia="Calibri" w:hAnsi="Calibri"/>
+                <w:sz w:val="18"/>
+                <w:szCs w:val="18"/>
+              </w:rPr>
+              <w:t xml:space="preserve">Use the prebuilt path (§4.6), which needs no npm</w:t>
+            </w:r>
+          </w:p>
+        </w:tc>
+      </w:tr>
+      <w:tr>
+        <w:tc>
+          <w:tcPr>
+            <w:tcW w:type="dxa" w:w="3212"/>
+            <w:tcBorders>
+              <w:top w:val="single" w:color="BFBFBF" w:sz="4"/>
+              <w:left w:val="single" w:color="BFBFBF" w:sz="4"/>
+              <w:bottom w:val="single" w:color="BFBFBF" w:sz="4"/>
+              <w:right w:val="single" w:color="BFBFBF" w:sz="4"/>
+            </w:tcBorders>
+            <w:tcMar>
+              <w:top w:type="dxa" w:w="60"/>
+              <w:left w:type="dxa" w:w="100"/>
+              <w:bottom w:type="dxa" w:w="60"/>
+              <w:right w:type="dxa" w:w="100"/>
+            </w:tcMar>
+          </w:tcPr>
+          <w:p>
+            <w:r>
+              <w:rPr>
+                <w:rFonts w:ascii="Consolas" w:cs="Consolas" w:eastAsia="Consolas" w:hAnsi="Consolas"/>
+                <w:color w:val="5B2C6F"/>
+                <w:sz w:val="16"/>
+                <w:szCs w:val="16"/>
+              </w:rPr>
+              <w:t xml:space="preserve">npm ci</w:t>
+            </w:r>
+            <w:r>
+              <w:rPr>
+                <w:rFonts w:ascii="Calibri" w:cs="Calibri" w:eastAsia="Calibri" w:hAnsi="Calibri"/>
+                <w:sz w:val="18"/>
+                <w:szCs w:val="18"/>
+              </w:rPr>
+              <w:t xml:space="preserve"> on the host: </w:t>
+            </w:r>
+            <w:r>
+              <w:rPr>
+                <w:rFonts w:ascii="Consolas" w:cs="Consolas" w:eastAsia="Consolas" w:hAnsi="Consolas"/>
+                <w:color w:val="5B2C6F"/>
+                <w:sz w:val="16"/>
+                <w:szCs w:val="16"/>
+              </w:rPr>
+              <w:t xml:space="preserve">ERR_SSL_SSL/TLS_ALERT_HANDSHAKE_FAILURE … websocket-driver-0.7.5.tgz</w:t>
+            </w:r>
+            <w:r>
+              <w:rPr>
+                <w:rFonts w:ascii="Calibri" w:cs="Calibri" w:eastAsia="Calibri" w:hAnsi="Calibri"/>
+                <w:sz w:val="18"/>
+                <w:szCs w:val="18"/>
+              </w:rPr>
+              <w:t xml:space="preserve"> (followed by </w:t>
+            </w:r>
+            <w:r>
+              <w:rPr>
+                <w:rFonts w:ascii="Consolas" w:cs="Consolas" w:eastAsia="Consolas" w:hAnsi="Consolas"/>
+                <w:color w:val="5B2C6F"/>
+                <w:sz w:val="16"/>
+                <w:szCs w:val="16"/>
+              </w:rPr>
+              <w:t xml:space="preserve">EPERM … Failed to remove some directories</w:t>
+            </w:r>
+            <w:r>
+              <w:rPr>
+                <w:rFonts w:ascii="Calibri" w:cs="Calibri" w:eastAsia="Calibri" w:hAnsi="Calibri"/>
+                <w:sz w:val="18"/>
+                <w:szCs w:val="18"/>
+              </w:rPr>
+              <w:t xml:space="preserve">)</w:t>
+            </w:r>
+          </w:p>
+        </w:tc>
+        <w:tc>
+          <w:tcPr>
+            <w:tcW w:type="dxa" w:w="3212"/>
+            <w:tcBorders>
+              <w:top w:val="single" w:color="BFBFBF" w:sz="4"/>
+              <w:left w:val="single" w:color="BFBFBF" w:sz="4"/>
+              <w:bottom w:val="single" w:color="BFBFBF" w:sz="4"/>
+              <w:right w:val="single" w:color="BFBFBF" w:sz="4"/>
+            </w:tcBorders>
+            <w:tcMar>
+              <w:top w:type="dxa" w:w="60"/>
+              <w:left w:type="dxa" w:w="100"/>
+              <w:bottom w:type="dxa" w:w="60"/>
+              <w:right w:type="dxa" w:w="100"/>
+            </w:tcMar>
+          </w:tcPr>
+          <w:p>
+            <w:r>
+              <w:rPr>
+                <w:rFonts w:ascii="Calibri" w:cs="Calibri" w:eastAsia="Calibri" w:hAnsi="Calibri"/>
+                <w:sz w:val="18"/>
+                <w:szCs w:val="18"/>
+              </w:rPr>
+              <w:t xml:space="preserve">The network blocks some npm downloads; the </w:t>
+            </w:r>
+            <w:r>
+              <w:rPr>
+                <w:rFonts w:ascii="Consolas" w:cs="Consolas" w:eastAsia="Consolas" w:hAnsi="Consolas"/>
+                <w:color w:val="5B2C6F"/>
+                <w:sz w:val="16"/>
+                <w:szCs w:val="16"/>
+              </w:rPr>
+              <w:t xml:space="preserve">EPERM</w:t>
+            </w:r>
+            <w:r>
+              <w:rPr>
+                <w:rFonts w:ascii="Calibri" w:cs="Calibri" w:eastAsia="Calibri" w:hAnsi="Calibri"/>
+                <w:sz w:val="18"/>
+                <w:szCs w:val="18"/>
+              </w:rPr>
+              <w:t xml:space="preserve"> lines are only npm's cleanup after the failure</w:t>
+            </w:r>
+          </w:p>
+        </w:tc>
+        <w:tc>
+          <w:tcPr>
+            <w:tcW w:type="dxa" w:w="3214"/>
+            <w:tcBorders>
+              <w:top w:val="single" w:color="BFBFBF" w:sz="4"/>
+              <w:left w:val="single" w:color="BFBFBF" w:sz="4"/>
+              <w:bottom w:val="single" w:color="BFBFBF" w:sz="4"/>
+              <w:right w:val="single" w:color="BFBFBF" w:sz="4"/>
+            </w:tcBorders>
+            <w:tcMar>
+              <w:top w:type="dxa" w:w="60"/>
+              <w:left w:type="dxa" w:w="100"/>
+              <w:bottom w:type="dxa" w:w="60"/>
+              <w:right w:type="dxa" w:w="100"/>
+            </w:tcMar>
+          </w:tcPr>
+          <w:p>
+            <w:r>
+              <w:rPr>
+                <w:rFonts w:ascii="Calibri" w:cs="Calibri" w:eastAsia="Calibri" w:hAnsi="Calibri"/>
+                <w:sz w:val="18"/>
+                <w:szCs w:val="18"/>
+              </w:rPr>
+              <w:t xml:space="preserve">Use the prebuilt path (§4.6); or ask IT for the organization's npm registry and set it on your machine only (</w:t>
+            </w:r>
+            <w:r>
+              <w:rPr>
+                <w:rFonts w:ascii="Consolas" w:cs="Consolas" w:eastAsia="Consolas" w:hAnsi="Consolas"/>
+                <w:color w:val="5B2C6F"/>
+                <w:sz w:val="16"/>
+                <w:szCs w:val="16"/>
+              </w:rPr>
+              <w:t xml:space="preserve">npm config set registry &lt;address&gt;</w:t>
+            </w:r>
+            <w:r>
+              <w:rPr>
+                <w:rFonts w:ascii="Calibri" w:cs="Calibri" w:eastAsia="Calibri" w:hAnsi="Calibri"/>
+                <w:sz w:val="18"/>
+                <w:szCs w:val="18"/>
+              </w:rPr>
+              <w:t xml:space="preserve">)</w:t>
+            </w:r>
+          </w:p>
+        </w:tc>
+      </w:tr>
+      <w:tr>
+        <w:tc>
+          <w:tcPr>
+            <w:tcW w:type="dxa" w:w="3212"/>
+            <w:tcBorders>
+              <w:top w:val="single" w:color="BFBFBF" w:sz="4"/>
+              <w:left w:val="single" w:color="BFBFBF" w:sz="4"/>
+              <w:bottom w:val="single" w:color="BFBFBF" w:sz="4"/>
+              <w:right w:val="single" w:color="BFBFBF" w:sz="4"/>
+            </w:tcBorders>
+            <w:tcMar>
+              <w:top w:type="dxa" w:w="60"/>
+              <w:left w:type="dxa" w:w="100"/>
+              <w:bottom w:type="dxa" w:w="60"/>
+              <w:right w:type="dxa" w:w="100"/>
+            </w:tcMar>
+          </w:tcPr>
+          <w:p>
+            <w:r>
+              <w:rPr>
+                <w:rFonts w:ascii="Calibri" w:cs="Calibri" w:eastAsia="Calibri" w:hAnsi="Calibri"/>
+                <w:sz w:val="18"/>
+                <w:szCs w:val="18"/>
+              </w:rPr>
+              <w:t xml:space="preserve">Typing </w:t>
+            </w:r>
+            <w:r>
+              <w:rPr>
+                <w:rFonts w:ascii="Consolas" w:cs="Consolas" w:eastAsia="Consolas" w:hAnsi="Consolas"/>
+                <w:color w:val="5B2C6F"/>
+                <w:sz w:val="16"/>
+                <w:szCs w:val="16"/>
+              </w:rPr>
+              <w:t xml:space="preserve">npm</w:t>
+            </w:r>
+            <w:r>
+              <w:rPr>
+                <w:rFonts w:ascii="Calibri" w:cs="Calibri" w:eastAsia="Calibri" w:hAnsi="Calibri"/>
+                <w:sz w:val="18"/>
+                <w:szCs w:val="18"/>
+              </w:rPr>
+              <w:t xml:space="preserve"> opens a Windows </w:t>
+            </w:r>
+            <w:r>
+              <w:rPr>
+                <w:rFonts w:ascii="Calibri" w:cs="Calibri" w:eastAsia="Calibri" w:hAnsi="Calibri"/>
+                <w:b/>
+                <w:bCs/>
+                <w:sz w:val="18"/>
+                <w:szCs w:val="18"/>
+              </w:rPr>
+              <w:t xml:space="preserve">"Select an app to open 'npm'"</w:t>
+            </w:r>
+            <w:r>
+              <w:rPr>
+                <w:rFonts w:ascii="Calibri" w:cs="Calibri" w:eastAsia="Calibri" w:hAnsi="Calibri"/>
+                <w:sz w:val="18"/>
+                <w:szCs w:val="18"/>
+              </w:rPr>
+              <w:t xml:space="preserve"> dialog</w:t>
+            </w:r>
+          </w:p>
+        </w:tc>
+        <w:tc>
+          <w:tcPr>
+            <w:tcW w:type="dxa" w:w="3212"/>
+            <w:tcBorders>
+              <w:top w:val="single" w:color="BFBFBF" w:sz="4"/>
+              <w:left w:val="single" w:color="BFBFBF" w:sz="4"/>
+              <w:bottom w:val="single" w:color="BFBFBF" w:sz="4"/>
+              <w:right w:val="single" w:color="BFBFBF" w:sz="4"/>
+            </w:tcBorders>
+            <w:tcMar>
+              <w:top w:type="dxa" w:w="60"/>
+              <w:left w:type="dxa" w:w="100"/>
+              <w:bottom w:type="dxa" w:w="60"/>
+              <w:right w:type="dxa" w:w="100"/>
+            </w:tcMar>
+          </w:tcPr>
+          <w:p>
+            <w:r>
+              <w:rPr>
+                <w:rFonts w:ascii="Calibri" w:cs="Calibri" w:eastAsia="Calibri" w:hAnsi="Calibri"/>
+                <w:sz w:val="18"/>
+                <w:szCs w:val="18"/>
+              </w:rPr>
+              <w:t xml:space="preserve">PowerShell found the extension-less </w:t>
+            </w:r>
+            <w:r>
+              <w:rPr>
+                <w:rFonts w:ascii="Consolas" w:cs="Consolas" w:eastAsia="Consolas" w:hAnsi="Consolas"/>
+                <w:color w:val="5B2C6F"/>
+                <w:sz w:val="16"/>
+                <w:szCs w:val="16"/>
+              </w:rPr>
+              <w:t xml:space="preserve">npm</w:t>
+            </w:r>
+            <w:r>
+              <w:rPr>
+                <w:rFonts w:ascii="Calibri" w:cs="Calibri" w:eastAsia="Calibri" w:hAnsi="Calibri"/>
+                <w:sz w:val="18"/>
+                <w:szCs w:val="18"/>
+              </w:rPr>
+              <w:t xml:space="preserve"> shell script instead of </w:t>
+            </w:r>
+            <w:r>
+              <w:rPr>
+                <w:rFonts w:ascii="Consolas" w:cs="Consolas" w:eastAsia="Consolas" w:hAnsi="Consolas"/>
+                <w:color w:val="5B2C6F"/>
+                <w:sz w:val="16"/>
+                <w:szCs w:val="16"/>
+              </w:rPr>
+              <w:t xml:space="preserve">npm.cmd</w:t>
+            </w:r>
+            <w:r>
+              <w:rPr>
+                <w:rFonts w:ascii="Calibri" w:cs="Calibri" w:eastAsia="Calibri" w:hAnsi="Calibri"/>
+                <w:sz w:val="18"/>
+                <w:szCs w:val="18"/>
+              </w:rPr>
+              <w:t xml:space="preserve"> / </w:t>
+            </w:r>
+            <w:r>
+              <w:rPr>
+                <w:rFonts w:ascii="Consolas" w:cs="Consolas" w:eastAsia="Consolas" w:hAnsi="Consolas"/>
+                <w:color w:val="5B2C6F"/>
+                <w:sz w:val="16"/>
+                <w:szCs w:val="16"/>
+              </w:rPr>
+              <w:t xml:space="preserve">npm.ps1</w:t>
+            </w:r>
+            <w:r>
+              <w:rPr>
+                <w:rFonts w:ascii="Calibri" w:cs="Calibri" w:eastAsia="Calibri" w:hAnsi="Calibri"/>
+                <w:sz w:val="18"/>
+                <w:szCs w:val="18"/>
+              </w:rPr>
+              <w:t xml:space="preserve"> (scripts blocked, or </w:t>
+            </w:r>
+            <w:r>
+              <w:rPr>
+                <w:rFonts w:ascii="Consolas" w:cs="Consolas" w:eastAsia="Consolas" w:hAnsi="Consolas"/>
+                <w:color w:val="5B2C6F"/>
+                <w:sz w:val="16"/>
+                <w:szCs w:val="16"/>
+              </w:rPr>
+              <w:t xml:space="preserve">.CMD</w:t>
+            </w:r>
+            <w:r>
+              <w:rPr>
+                <w:rFonts w:ascii="Calibri" w:cs="Calibri" w:eastAsia="Calibri" w:hAnsi="Calibri"/>
+                <w:sz w:val="18"/>
+                <w:szCs w:val="18"/>
+              </w:rPr>
+              <w:t xml:space="preserve"> missing from </w:t>
+            </w:r>
+            <w:r>
+              <w:rPr>
+                <w:rFonts w:ascii="Consolas" w:cs="Consolas" w:eastAsia="Consolas" w:hAnsi="Consolas"/>
+                <w:color w:val="5B2C6F"/>
+                <w:sz w:val="16"/>
+                <w:szCs w:val="16"/>
+              </w:rPr>
+              <w:t xml:space="preserve">PATHEXT</w:t>
+            </w:r>
+            <w:r>
+              <w:rPr>
+                <w:rFonts w:ascii="Calibri" w:cs="Calibri" w:eastAsia="Calibri" w:hAnsi="Calibri"/>
+                <w:sz w:val="18"/>
+                <w:szCs w:val="18"/>
+              </w:rPr>
+              <w:t xml:space="preserve">)</w:t>
+            </w:r>
+          </w:p>
+        </w:tc>
+        <w:tc>
+          <w:tcPr>
+            <w:tcW w:type="dxa" w:w="3214"/>
+            <w:tcBorders>
+              <w:top w:val="single" w:color="BFBFBF" w:sz="4"/>
+              <w:left w:val="single" w:color="BFBFBF" w:sz="4"/>
+              <w:bottom w:val="single" w:color="BFBFBF" w:sz="4"/>
+              <w:right w:val="single" w:color="BFBFBF" w:sz="4"/>
+            </w:tcBorders>
+            <w:tcMar>
+              <w:top w:type="dxa" w:w="60"/>
+              <w:left w:type="dxa" w:w="100"/>
+              <w:bottom w:type="dxa" w:w="60"/>
+              <w:right w:type="dxa" w:w="100"/>
+            </w:tcMar>
+          </w:tcPr>
+          <w:p>
+            <w:r>
+              <w:rPr>
+                <w:rFonts w:ascii="Calibri" w:cs="Calibri" w:eastAsia="Calibri" w:hAnsi="Calibri"/>
+                <w:sz w:val="18"/>
+                <w:szCs w:val="18"/>
+              </w:rPr>
+              <w:t xml:space="preserve">Use </w:t>
+            </w:r>
+            <w:r>
+              <w:rPr>
+                <w:rFonts w:ascii="Consolas" w:cs="Consolas" w:eastAsia="Consolas" w:hAnsi="Consolas"/>
+                <w:color w:val="5B2C6F"/>
+                <w:sz w:val="16"/>
+                <w:szCs w:val="16"/>
+              </w:rPr>
+              <w:t xml:space="preserve">npm.cmd</w:t>
+            </w:r>
+            <w:r>
+              <w:rPr>
+                <w:rFonts w:ascii="Calibri" w:cs="Calibri" w:eastAsia="Calibri" w:hAnsi="Calibri"/>
+                <w:sz w:val="18"/>
+                <w:szCs w:val="18"/>
+              </w:rPr>
+              <w:t xml:space="preserve">, or </w:t>
+            </w:r>
+            <w:r>
+              <w:rPr>
+                <w:rFonts w:ascii="Consolas" w:cs="Consolas" w:eastAsia="Consolas" w:hAnsi="Consolas"/>
+                <w:color w:val="5B2C6F"/>
+                <w:sz w:val="16"/>
+                <w:szCs w:val="16"/>
+              </w:rPr>
+              <w:t xml:space="preserve">Set-ExecutionPolicy -Scope CurrentUser RemoteSigned</w:t>
+            </w:r>
+            <w:r>
+              <w:rPr>
+                <w:rFonts w:ascii="Calibri" w:cs="Calibri" w:eastAsia="Calibri" w:hAnsi="Calibri"/>
+                <w:sz w:val="18"/>
+                <w:szCs w:val="18"/>
+              </w:rPr>
+              <w:t xml:space="preserve"> and a new PowerShell; check that </w:t>
+            </w:r>
+            <w:r>
+              <w:rPr>
+                <w:rFonts w:ascii="Consolas" w:cs="Consolas" w:eastAsia="Consolas" w:hAnsi="Consolas"/>
+                <w:color w:val="5B2C6F"/>
+                <w:sz w:val="16"/>
+                <w:szCs w:val="16"/>
+              </w:rPr>
+              <w:t xml:space="preserve">$env:PATHEXT</w:t>
+            </w:r>
+            <w:r>
+              <w:rPr>
+                <w:rFonts w:ascii="Calibri" w:cs="Calibri" w:eastAsia="Calibri" w:hAnsi="Calibri"/>
+                <w:sz w:val="18"/>
+                <w:szCs w:val="18"/>
+              </w:rPr>
+              <w:t xml:space="preserve"> contains </w:t>
+            </w:r>
+            <w:r>
+              <w:rPr>
+                <w:rFonts w:ascii="Consolas" w:cs="Consolas" w:eastAsia="Consolas" w:hAnsi="Consolas"/>
+                <w:color w:val="5B2C6F"/>
+                <w:sz w:val="16"/>
+                <w:szCs w:val="16"/>
+              </w:rPr>
+              <w:t xml:space="preserve">.CMD</w:t>
+            </w:r>
+            <w:r>
+              <w:rPr>
+                <w:rFonts w:ascii="Calibri" w:cs="Calibri" w:eastAsia="Calibri" w:hAnsi="Calibri"/>
+                <w:sz w:val="18"/>
+                <w:szCs w:val="18"/>
+              </w:rPr>
+              <w:t xml:space="preserve">. The helper script already uses </w:t>
+            </w:r>
+            <w:r>
+              <w:rPr>
+                <w:rFonts w:ascii="Consolas" w:cs="Consolas" w:eastAsia="Consolas" w:hAnsi="Consolas"/>
+                <w:color w:val="5B2C6F"/>
+                <w:sz w:val="16"/>
+                <w:szCs w:val="16"/>
+              </w:rPr>
+              <w:t xml:space="preserve">npm.cmd</w:t>
+            </w:r>
+          </w:p>
+        </w:tc>
+      </w:tr>
+      <w:tr>
+        <w:tc>
+          <w:tcPr>
+            <w:tcW w:type="dxa" w:w="3212"/>
+            <w:tcBorders>
+              <w:top w:val="single" w:color="BFBFBF" w:sz="4"/>
+              <w:left w:val="single" w:color="BFBFBF" w:sz="4"/>
+              <w:bottom w:val="single" w:color="BFBFBF" w:sz="4"/>
+              <w:right w:val="single" w:color="BFBFBF" w:sz="4"/>
+            </w:tcBorders>
+            <w:tcMar>
+              <w:top w:type="dxa" w:w="60"/>
+              <w:left w:type="dxa" w:w="100"/>
+              <w:bottom w:type="dxa" w:w="60"/>
+              <w:right w:type="dxa" w:w="100"/>
+            </w:tcMar>
+          </w:tcPr>
+          <w:p>
+            <w:r>
+              <w:rPr>
+                <w:rFonts w:ascii="Consolas" w:cs="Consolas" w:eastAsia="Consolas" w:hAnsi="Consolas"/>
+                <w:color w:val="5B2C6F"/>
+                <w:sz w:val="16"/>
+                <w:szCs w:val="16"/>
+              </w:rPr>
+              <w:t xml:space="preserve">npm -v</w:t>
+            </w:r>
+            <w:r>
+              <w:rPr>
+                <w:rFonts w:ascii="Calibri" w:cs="Calibri" w:eastAsia="Calibri" w:hAnsi="Calibri"/>
+                <w:sz w:val="18"/>
+                <w:szCs w:val="18"/>
+              </w:rPr>
+              <w:t xml:space="preserve"> prints nothing</w:t>
+            </w:r>
+          </w:p>
+        </w:tc>
+        <w:tc>
+          <w:tcPr>
+            <w:tcW w:type="dxa" w:w="3212"/>
+            <w:tcBorders>
+              <w:top w:val="single" w:color="BFBFBF" w:sz="4"/>
+              <w:left w:val="single" w:color="BFBFBF" w:sz="4"/>
+              <w:bottom w:val="single" w:color="BFBFBF" w:sz="4"/>
+              <w:right w:val="single" w:color="BFBFBF" w:sz="4"/>
+            </w:tcBorders>
+            <w:tcMar>
+              <w:top w:type="dxa" w:w="60"/>
+              <w:left w:type="dxa" w:w="100"/>
+              <w:bottom w:type="dxa" w:w="60"/>
+              <w:right w:type="dxa" w:w="100"/>
+            </w:tcMar>
+          </w:tcPr>
+          <w:p>
+            <w:r>
+              <w:rPr>
+                <w:rFonts w:ascii="Calibri" w:cs="Calibri" w:eastAsia="Calibri" w:hAnsi="Calibri"/>
+                <w:sz w:val="18"/>
+                <w:szCs w:val="18"/>
+              </w:rPr>
+              <w:t xml:space="preserve">npm is missing from the Node installation</w:t>
+            </w:r>
+          </w:p>
+        </w:tc>
+        <w:tc>
+          <w:tcPr>
+            <w:tcW w:type="dxa" w:w="3214"/>
+            <w:tcBorders>
+              <w:top w:val="single" w:color="BFBFBF" w:sz="4"/>
+              <w:left w:val="single" w:color="BFBFBF" w:sz="4"/>
+              <w:bottom w:val="single" w:color="BFBFBF" w:sz="4"/>
+              <w:right w:val="single" w:color="BFBFBF" w:sz="4"/>
+            </w:tcBorders>
+            <w:tcMar>
+              <w:top w:type="dxa" w:w="60"/>
+              <w:left w:type="dxa" w:w="100"/>
+              <w:bottom w:type="dxa" w:w="60"/>
+              <w:right w:type="dxa" w:w="100"/>
+            </w:tcMar>
+          </w:tcPr>
+          <w:p>
+            <w:r>
+              <w:rPr>
+                <w:rFonts w:ascii="Calibri" w:cs="Calibri" w:eastAsia="Calibri" w:hAnsi="Calibri"/>
+                <w:sz w:val="18"/>
+                <w:szCs w:val="18"/>
+              </w:rPr>
+              <w:t xml:space="preserve">Reinstall Node.js LTS from nodejs.org with </w:t>
+            </w:r>
+            <w:r>
+              <w:rPr>
+                <w:rFonts w:ascii="Calibri" w:cs="Calibri" w:eastAsia="Calibri" w:hAnsi="Calibri"/>
+                <w:i/>
+                <w:iCs/>
+                <w:sz w:val="18"/>
+                <w:szCs w:val="18"/>
+              </w:rPr>
+              <w:t xml:space="preserve">npm package manager</w:t>
+            </w:r>
+            <w:r>
+              <w:rPr>
+                <w:rFonts w:ascii="Calibri" w:cs="Calibri" w:eastAsia="Calibri" w:hAnsi="Calibri"/>
+                <w:sz w:val="18"/>
+                <w:szCs w:val="18"/>
+              </w:rPr>
+              <w:t xml:space="preserve"> selected</w:t>
+            </w:r>
+          </w:p>
+        </w:tc>
+      </w:tr>
+      <w:tr>
+        <w:tc>
+          <w:tcPr>
+            <w:tcW w:type="dxa" w:w="3212"/>
+            <w:tcBorders>
+              <w:top w:val="single" w:color="BFBFBF" w:sz="4"/>
+              <w:left w:val="single" w:color="BFBFBF" w:sz="4"/>
+              <w:bottom w:val="single" w:color="BFBFBF" w:sz="4"/>
+              <w:right w:val="single" w:color="BFBFBF" w:sz="4"/>
+            </w:tcBorders>
+            <w:tcMar>
+              <w:top w:type="dxa" w:w="60"/>
+              <w:left w:type="dxa" w:w="100"/>
+              <w:bottom w:type="dxa" w:w="60"/>
+              <w:right w:type="dxa" w:w="100"/>
+            </w:tcMar>
+          </w:tcPr>
+          <w:p>
+            <w:r>
+              <w:rPr>
+                <w:rFonts w:ascii="Consolas" w:cs="Consolas" w:eastAsia="Consolas" w:hAnsi="Consolas"/>
+                <w:color w:val="5B2C6F"/>
+                <w:sz w:val="16"/>
+                <w:szCs w:val="16"/>
+              </w:rPr>
+              <w:t xml:space="preserve">The Angular CLI requires…</w:t>
+            </w:r>
+            <w:r>
+              <w:rPr>
+                <w:rFonts w:ascii="Calibri" w:cs="Calibri" w:eastAsia="Calibri" w:hAnsi="Calibri"/>
+                <w:sz w:val="18"/>
+                <w:szCs w:val="18"/>
+              </w:rPr>
+              <w:t xml:space="preserve"> / unsupported Node warning</w:t>
+            </w:r>
+          </w:p>
+        </w:tc>
+        <w:tc>
+          <w:tcPr>
+            <w:tcW w:type="dxa" w:w="3212"/>
+            <w:tcBorders>
+              <w:top w:val="single" w:color="BFBFBF" w:sz="4"/>
+              <w:left w:val="single" w:color="BFBFBF" w:sz="4"/>
+              <w:bottom w:val="single" w:color="BFBFBF" w:sz="4"/>
+              <w:right w:val="single" w:color="BFBFBF" w:sz="4"/>
+            </w:tcBorders>
+            <w:tcMar>
+              <w:top w:type="dxa" w:w="60"/>
+              <w:left w:type="dxa" w:w="100"/>
+              <w:bottom w:type="dxa" w:w="60"/>
+              <w:right w:type="dxa" w:w="100"/>
+            </w:tcMar>
+          </w:tcPr>
+          <w:p>
+            <w:r>
+              <w:rPr>
+                <w:rFonts w:ascii="Calibri" w:cs="Calibri" w:eastAsia="Calibri" w:hAnsi="Calibri"/>
+                <w:sz w:val="18"/>
+                <w:szCs w:val="18"/>
+              </w:rPr>
+              <w:t xml:space="preserve">Angular 17 officially lists Node 18 / 20</w:t>
+            </w:r>
+          </w:p>
+        </w:tc>
+        <w:tc>
+          <w:tcPr>
+            <w:tcW w:type="dxa" w:w="3214"/>
+            <w:tcBorders>
+              <w:top w:val="single" w:color="BFBFBF" w:sz="4"/>
+              <w:left w:val="single" w:color="BFBFBF" w:sz="4"/>
+              <w:bottom w:val="single" w:color="BFBFBF" w:sz="4"/>
+              <w:right w:val="single" w:color="BFBFBF" w:sz="4"/>
+            </w:tcBorders>
+            <w:tcMar>
+              <w:top w:type="dxa" w:w="60"/>
+              <w:left w:type="dxa" w:w="100"/>
+              <w:bottom w:type="dxa" w:w="60"/>
+              <w:right w:type="dxa" w:w="100"/>
+            </w:tcMar>
+          </w:tcPr>
+          <w:p>
+            <w:r>
+              <w:rPr>
+                <w:rFonts w:ascii="Calibri" w:cs="Calibri" w:eastAsia="Calibri" w:hAnsi="Calibri"/>
+                <w:sz w:val="18"/>
+                <w:szCs w:val="18"/>
+              </w:rPr>
+              <w:t xml:space="preserve">Node 24 works (tested); the warning can be ignored</w:t>
+            </w:r>
+          </w:p>
+        </w:tc>
+      </w:tr>
+    </w:tbl>
+    <w:p>
+      <w:pPr>
+        <w:spacing w:after="120"/>
+      </w:pPr>
+    </w:p>
+    <w:p>
+      <w:pPr>
         <w:pStyle w:val="Heading1"/>
       </w:pPr>
-      <w:bookmarkStart w:name="_Toc37" w:id="37"/>
+      <w:bookmarkStart w:name="_Toc39" w:id="39"/>
       <w:r>
         <w:rPr>
           <w:rFonts w:ascii="Calibri" w:cs="Calibri" w:eastAsia="Calibri" w:hAnsi="Calibri"/>
         </w:rPr>
         <w:t xml:space="preserve">7. Uninstall</w:t>
       </w:r>
-      <w:bookmarkEnd w:id="37"/>
+      <w:bookmarkEnd w:id="39"/>
     </w:p>
     <w:p>
       <w:pPr>
@@ -17995,7 +20160,7 @@
           <w:sz w:val="17"/>
           <w:szCs w:val="17"/>
         </w:rPr>
-        <w:t xml:space="preserve">docker image rm ta9/job-service ta9/processor-service ta9/audit-service</w:t>
+        <w:t xml:space="preserve">docker image rm ta9/job-service ta9/processor-service ta9/audit-service ta9/ui</w:t>
       </w:r>
     </w:p>
     <w:p>

--- a/docs/installation/TA9-Installation-Guide.docx
+++ b/docs/installation/TA9-Installation-Guide.docx
@@ -326,6 +326,73 @@
                 <w:szCs w:val="18"/>
               </w:rPr>
               <w:t xml:space="preserve"> (logs in detail)</w:t>
+            </w:r>
+          </w:p>
+        </w:tc>
+      </w:tr>
+      <w:tr>
+        <w:tc>
+          <w:tcPr>
+            <w:tcW w:type="dxa" w:w="3518"/>
+            <w:tcBorders>
+              <w:top w:val="single" w:color="BFBFBF" w:sz="4"/>
+              <w:left w:val="single" w:color="BFBFBF" w:sz="4"/>
+              <w:bottom w:val="single" w:color="BFBFBF" w:sz="4"/>
+              <w:right w:val="single" w:color="BFBFBF" w:sz="4"/>
+            </w:tcBorders>
+            <w:tcMar>
+              <w:top w:type="dxa" w:w="60"/>
+              <w:left w:type="dxa" w:w="100"/>
+              <w:bottom w:type="dxa" w:w="60"/>
+              <w:right w:type="dxa" w:w="100"/>
+            </w:tcMar>
+          </w:tcPr>
+          <w:p>
+            <w:r>
+              <w:rPr>
+                <w:rFonts w:ascii="Calibri" w:cs="Calibri" w:eastAsia="Calibri" w:hAnsi="Calibri"/>
+                <w:b/>
+                <w:bCs/>
+                <w:sz w:val="18"/>
+                <w:szCs w:val="18"/>
+              </w:rPr>
+              <w:t xml:space="preserve">Using the system</w:t>
+            </w:r>
+          </w:p>
+        </w:tc>
+        <w:tc>
+          <w:tcPr>
+            <w:tcW w:type="dxa" w:w="6120"/>
+            <w:tcBorders>
+              <w:top w:val="single" w:color="BFBFBF" w:sz="4"/>
+              <w:left w:val="single" w:color="BFBFBF" w:sz="4"/>
+              <w:bottom w:val="single" w:color="BFBFBF" w:sz="4"/>
+              <w:right w:val="single" w:color="BFBFBF" w:sz="4"/>
+            </w:tcBorders>
+            <w:tcMar>
+              <w:top w:type="dxa" w:w="60"/>
+              <w:left w:type="dxa" w:w="100"/>
+              <w:bottom w:type="dxa" w:w="60"/>
+              <w:right w:type="dxa" w:w="100"/>
+            </w:tcMar>
+          </w:tcPr>
+          <w:p>
+            <w:r>
+              <w:rPr>
+                <w:rFonts w:ascii="Consolas" w:cs="Consolas" w:eastAsia="Consolas" w:hAnsi="Consolas"/>
+                <w:color w:val="5B2C6F"/>
+                <w:sz w:val="16"/>
+                <w:szCs w:val="16"/>
+              </w:rPr>
+              <w:t xml:space="preserve">docs/user-guide/TA9-User-Guide.docx</w:t>
+            </w:r>
+            <w:r>
+              <w:rPr>
+                <w:rFonts w:ascii="Calibri" w:cs="Calibri" w:eastAsia="Calibri" w:hAnsi="Calibri"/>
+                <w:sz w:val="18"/>
+                <w:szCs w:val="18"/>
+              </w:rPr>
+              <w:t xml:space="preserve">: Web UI, Swagger and Postman, step by step</w:t>
             </w:r>
           </w:p>
         </w:tc>
@@ -8200,7 +8267,21 @@
         <w:rPr>
           <w:rFonts w:ascii="Calibri" w:cs="Calibri" w:eastAsia="Calibri" w:hAnsi="Calibri"/>
         </w:rPr>
-        <w:t xml:space="preserve">Open the </w:t>
+        <w:t xml:space="preserve">The system is ready. </w:t>
+      </w:r>
+      <w:r>
+        <w:rPr>
+          <w:rFonts w:ascii="Calibri" w:cs="Calibri" w:eastAsia="Calibri" w:hAnsi="Calibri"/>
+          <w:b/>
+          <w:bCs/>
+        </w:rPr>
+        <w:t xml:space="preserve">How to use it (Web UI, Swagger, Postman) is described in the User Guide.</w:t>
+      </w:r>
+      <w:r>
+        <w:rPr>
+          <w:rFonts w:ascii="Calibri" w:cs="Calibri" w:eastAsia="Calibri" w:hAnsi="Calibri"/>
+        </w:rPr>
+        <w:t xml:space="preserve"> For a quick check, open the </w:t>
       </w:r>
       <w:r>
         <w:rPr>

--- a/docs/installation/TA9-Installation-Guide.docx
+++ b/docs/installation/TA9-Installation-Guide.docx
@@ -224,7 +224,26 @@
                 <w:sz w:val="18"/>
                 <w:szCs w:val="18"/>
               </w:rPr>
-              <w:t xml:space="preserve">https://github.com/orontamir/Ta9_Oron</w:t>
+              <w:t xml:space="preserve">https://github.com/orontamir/Ta9_OronTamir_HomeAssignment (branch </w:t>
+            </w:r>
+            <w:r>
+              <w:rPr>
+                <w:rFonts w:ascii="Consolas" w:cs="Consolas" w:eastAsia="Consolas" w:hAnsi="Consolas"/>
+                <w:b/>
+                <w:bCs/>
+                <w:color w:val="5B2C6F"/>
+                <w:sz w:val="16"/>
+                <w:szCs w:val="16"/>
+              </w:rPr>
+              <w:t xml:space="preserve">dev</w:t>
+            </w:r>
+            <w:r>
+              <w:rPr>
+                <w:rFonts w:ascii="Calibri" w:cs="Calibri" w:eastAsia="Calibri" w:hAnsi="Calibri"/>
+                <w:sz w:val="18"/>
+                <w:szCs w:val="18"/>
+              </w:rPr>
+              <w:t xml:space="preserve">)</w:t>
             </w:r>
           </w:p>
         </w:tc>
@@ -1340,12 +1359,34 @@
         </w:p>
         <w:p>
           <w:pPr>
+            <w:pStyle w:val="TOC2"/>
+            <w:tabs>
+              <w:tab w:val="right" w:pos="9638" w:leader="dot"/>
+            </w:tabs>
+          </w:pPr>
+          <w:hyperlink w:history="1" w:anchor="_Toc39">
+            <w:r>
+              <w:t xml:space="preserve">6.9 git clone: Permission denied (publickey)</w:t>
+            </w:r>
+            <w:r>
+              <w:tab/>
+            </w:r>
+            <w:r>
+              <w:fldChar w:fldCharType="begin" w:dirty="true"/>
+              <w:instrText xml:space="preserve">PAGEREF _Toc39 \h</w:instrText>
+              <w:fldChar w:fldCharType="separate"/>
+              <w:fldChar w:fldCharType="end"/>
+            </w:r>
+          </w:hyperlink>
+        </w:p>
+        <w:p>
+          <w:pPr>
             <w:pStyle w:val="TOC1"/>
             <w:tabs>
               <w:tab w:val="right" w:pos="9638" w:leader="dot"/>
             </w:tabs>
           </w:pPr>
-          <w:hyperlink w:history="1" w:anchor="_Toc39">
+          <w:hyperlink w:history="1" w:anchor="_Toc40">
             <w:r>
               <w:t xml:space="preserve">7. Uninstall</w:t>
             </w:r>
@@ -1354,7 +1395,7 @@
             </w:r>
             <w:r>
               <w:fldChar w:fldCharType="begin" w:dirty="true"/>
-              <w:instrText xml:space="preserve">PAGEREF _Toc39 \h</w:instrText>
+              <w:instrText xml:space="preserve">PAGEREF _Toc40 \h</w:instrText>
               <w:fldChar w:fldCharType="separate"/>
               <w:fldChar w:fldCharType="end"/>
             </w:r>
@@ -4290,6 +4331,76 @@
     </w:p>
     <w:p>
       <w:pPr>
+        <w:spacing w:after="120"/>
+      </w:pPr>
+      <w:r>
+        <w:rPr>
+          <w:rFonts w:ascii="Calibri" w:cs="Calibri" w:eastAsia="Calibri" w:hAnsi="Calibri"/>
+          <w:b/>
+          <w:bCs/>
+        </w:rPr>
+        <w:t xml:space="preserve">1. Clone the repository</w:t>
+      </w:r>
+      <w:r>
+        <w:rPr>
+          <w:rFonts w:ascii="Calibri" w:cs="Calibri" w:eastAsia="Calibri" w:hAnsi="Calibri"/>
+        </w:rPr>
+        <w:t xml:space="preserve"> (SSH):</w:t>
+      </w:r>
+    </w:p>
+    <w:p>
+      <w:pPr>
+        <w:keepNext w:val="false"/>
+        <w:pBdr>
+          <w:top w:val="single" w:color="D9D9D9" w:sz="4" w:space="4"/>
+        </w:pBdr>
+        <w:shd w:fill="F3F3F3" w:color="auto" w:val="clear"/>
+        <w:spacing w:after="0" w:before="0" w:line="260"/>
+        <w:ind w:left="120" w:right="120"/>
+      </w:pPr>
+      <w:r>
+        <w:rPr>
+          <w:rFonts w:ascii="Consolas" w:cs="Consolas" w:eastAsia="Consolas" w:hAnsi="Consolas"/>
+          <w:color w:val="1F1F1F"/>
+          <w:sz w:val="17"/>
+          <w:szCs w:val="17"/>
+        </w:rPr>
+        <w:t xml:space="preserve">git clone git@github.com:orontamir/Ta9_OronTamir_HomeAssignment.git</w:t>
+      </w:r>
+    </w:p>
+    <w:p>
+      <w:pPr>
+        <w:spacing w:after="120"/>
+      </w:pPr>
+    </w:p>
+    <w:p>
+      <w:pPr>
+        <w:spacing w:after="120"/>
+      </w:pPr>
+      <w:r>
+        <w:rPr>
+          <w:rFonts w:ascii="Calibri" w:cs="Calibri" w:eastAsia="Calibri" w:hAnsi="Calibri"/>
+        </w:rPr>
+        <w:t xml:space="preserve">If this fails with </w:t>
+      </w:r>
+      <w:r>
+        <w:rPr>
+          <w:rFonts w:ascii="Consolas" w:cs="Consolas" w:eastAsia="Consolas" w:hAnsi="Consolas"/>
+          <w:color w:val="5B2C6F"/>
+          <w:sz w:val="19"/>
+          <w:szCs w:val="19"/>
+        </w:rPr>
+        <w:t xml:space="preserve">Permission denied (publickey)</w:t>
+      </w:r>
+      <w:r>
+        <w:rPr>
+          <w:rFonts w:ascii="Calibri" w:cs="Calibri" w:eastAsia="Calibri" w:hAnsi="Calibri"/>
+        </w:rPr>
+        <w:t xml:space="preserve">, the machine has no SSH key registered with GitHub. Clone over HTTPS instead. Git Credential Manager signs you in through the browser if needed (see §6.9):</w:t>
+      </w:r>
+    </w:p>
+    <w:p>
+      <w:pPr>
         <w:keepNext/>
         <w:pBdr>
           <w:top w:val="single" w:color="D9D9D9" w:sz="4" w:space="4"/>
@@ -4305,7 +4416,7 @@
           <w:sz w:val="17"/>
           <w:szCs w:val="17"/>
         </w:rPr>
-        <w:t xml:space="preserve">git clone https://github.com/orontamir/Ta9_Oron.git</w:t>
+        <w:t xml:space="preserve">git config --global credential.helper manager</w:t>
       </w:r>
     </w:p>
     <w:p>
@@ -4325,13 +4436,139 @@
           <w:sz w:val="17"/>
           <w:szCs w:val="17"/>
         </w:rPr>
-        <w:t xml:space="preserve">cd Ta9_Oron</w:t>
+        <w:t xml:space="preserve">git clone https://github.com/orontamir/Ta9_OronTamir_HomeAssignment.git</w:t>
       </w:r>
     </w:p>
     <w:p>
       <w:pPr>
         <w:spacing w:after="120"/>
       </w:pPr>
+    </w:p>
+    <w:p>
+      <w:pPr>
+        <w:spacing w:after="120"/>
+      </w:pPr>
+      <w:r>
+        <w:rPr>
+          <w:rFonts w:ascii="Calibri" w:cs="Calibri" w:eastAsia="Calibri" w:hAnsi="Calibri"/>
+          <w:b/>
+          <w:bCs/>
+        </w:rPr>
+        <w:t xml:space="preserve">2. Switch to the </w:t>
+      </w:r>
+      <w:r>
+        <w:rPr>
+          <w:rFonts w:ascii="Consolas" w:cs="Consolas" w:eastAsia="Consolas" w:hAnsi="Consolas"/>
+          <w:b/>
+          <w:bCs/>
+          <w:color w:val="5B2C6F"/>
+          <w:sz w:val="19"/>
+          <w:szCs w:val="19"/>
+        </w:rPr>
+        <w:t xml:space="preserve">dev</w:t>
+      </w:r>
+      <w:r>
+        <w:rPr>
+          <w:rFonts w:ascii="Calibri" w:cs="Calibri" w:eastAsia="Calibri" w:hAnsi="Calibri"/>
+          <w:b/>
+          <w:bCs/>
+        </w:rPr>
+        <w:t xml:space="preserve"> branch</w:t>
+      </w:r>
+      <w:r>
+        <w:rPr>
+          <w:rFonts w:ascii="Calibri" w:cs="Calibri" w:eastAsia="Calibri" w:hAnsi="Calibri"/>
+        </w:rPr>
+        <w:t xml:space="preserve">, which holds the submitted version:</w:t>
+      </w:r>
+    </w:p>
+    <w:p>
+      <w:pPr>
+        <w:keepNext/>
+        <w:pBdr>
+          <w:top w:val="single" w:color="D9D9D9" w:sz="4" w:space="4"/>
+        </w:pBdr>
+        <w:shd w:fill="F3F3F3" w:color="auto" w:val="clear"/>
+        <w:spacing w:after="0" w:before="0" w:line="260"/>
+        <w:ind w:left="120" w:right="120"/>
+      </w:pPr>
+      <w:r>
+        <w:rPr>
+          <w:rFonts w:ascii="Consolas" w:cs="Consolas" w:eastAsia="Consolas" w:hAnsi="Consolas"/>
+          <w:color w:val="1F1F1F"/>
+          <w:sz w:val="17"/>
+          <w:szCs w:val="17"/>
+        </w:rPr>
+        <w:t xml:space="preserve">cd Ta9_OronTamir_HomeAssignment</w:t>
+      </w:r>
+    </w:p>
+    <w:p>
+      <w:pPr>
+        <w:keepNext/>
+        <w:shd w:fill="F3F3F3" w:color="auto" w:val="clear"/>
+        <w:spacing w:after="0" w:before="0" w:line="260"/>
+        <w:ind w:left="120" w:right="120"/>
+      </w:pPr>
+      <w:r>
+        <w:rPr>
+          <w:rFonts w:ascii="Consolas" w:cs="Consolas" w:eastAsia="Consolas" w:hAnsi="Consolas"/>
+          <w:color w:val="1F1F1F"/>
+          <w:sz w:val="17"/>
+          <w:szCs w:val="17"/>
+        </w:rPr>
+        <w:t xml:space="preserve">git checkout dev</w:t>
+      </w:r>
+    </w:p>
+    <w:p>
+      <w:pPr>
+        <w:keepNext w:val="false"/>
+        <w:pBdr>
+          <w:bottom w:val="single" w:color="D9D9D9" w:sz="4" w:space="4"/>
+        </w:pBdr>
+        <w:shd w:fill="F3F3F3" w:color="auto" w:val="clear"/>
+        <w:spacing w:after="0" w:before="0" w:line="260"/>
+        <w:ind w:left="120" w:right="120"/>
+      </w:pPr>
+      <w:r>
+        <w:rPr>
+          <w:rFonts w:ascii="Consolas" w:cs="Consolas" w:eastAsia="Consolas" w:hAnsi="Consolas"/>
+          <w:color w:val="1F1F1F"/>
+          <w:sz w:val="17"/>
+          <w:szCs w:val="17"/>
+        </w:rPr>
+        <w:t xml:space="preserve">git log --oneline -3          # check: the latest commits are listed</w:t>
+      </w:r>
+    </w:p>
+    <w:p>
+      <w:pPr>
+        <w:spacing w:after="120"/>
+      </w:pPr>
+    </w:p>
+    <w:p>
+      <w:pPr>
+        <w:spacing w:after="120"/>
+      </w:pPr>
+      <w:r>
+        <w:rPr>
+          <w:rFonts w:ascii="Calibri" w:cs="Calibri" w:eastAsia="Calibri" w:hAnsi="Calibri"/>
+        </w:rPr>
+        <w:t xml:space="preserve">All commands in this guide run from this folder (where </w:t>
+      </w:r>
+      <w:r>
+        <w:rPr>
+          <w:rFonts w:ascii="Consolas" w:cs="Consolas" w:eastAsia="Consolas" w:hAnsi="Consolas"/>
+          <w:color w:val="5B2C6F"/>
+          <w:sz w:val="19"/>
+          <w:szCs w:val="19"/>
+        </w:rPr>
+        <w:t xml:space="preserve">docker-compose.yml</w:t>
+      </w:r>
+      <w:r>
+        <w:rPr>
+          <w:rFonts w:ascii="Calibri" w:cs="Calibri" w:eastAsia="Calibri" w:hAnsi="Calibri"/>
+        </w:rPr>
+        <w:t xml:space="preserve"> is).</w:t>
+      </w:r>
     </w:p>
     <w:p>
       <w:pPr>
@@ -16920,7 +17157,7 @@
           <w:sz w:val="17"/>
           <w:szCs w:val="17"/>
         </w:rPr>
-        <w:t xml:space="preserve">remote: Permission to orontamir/Ta9_Oron.git denied to &lt;other-account&gt;.</w:t>
+        <w:t xml:space="preserve">remote: Permission to orontamir/Ta9_OronTamir_HomeAssignment.git denied to &lt;other-account&gt;.</w:t>
       </w:r>
     </w:p>
     <w:p>
@@ -16940,7 +17177,7 @@
           <w:sz w:val="17"/>
           <w:szCs w:val="17"/>
         </w:rPr>
-        <w:t xml:space="preserve">fatal: unable to access 'https://github.com/orontamir/Ta9_Oron.git/': The requested URL returned error: 403</w:t>
+        <w:t xml:space="preserve">fatal: unable to access 'https://github.com/orontamir/Ta9_OronTamir_HomeAssignment.git/': The requested URL returned error: 403</w:t>
       </w:r>
     </w:p>
     <w:p>
@@ -17047,7 +17284,7 @@
           <w:sz w:val="17"/>
           <w:szCs w:val="17"/>
         </w:rPr>
-        <w:t xml:space="preserve">git remote set-url origin https://orontamir@github.com/orontamir/Ta9_Oron.git</w:t>
+        <w:t xml:space="preserve">git remote set-url origin https://orontamir@github.com/orontamir/Ta9_OronTamir_HomeAssignment.git</w:t>
       </w:r>
     </w:p>
     <w:p>
@@ -20196,16 +20433,305 @@
     </w:p>
     <w:p>
       <w:pPr>
+        <w:pStyle w:val="Heading2"/>
+      </w:pPr>
+      <w:bookmarkStart w:name="_Toc39" w:id="39"/>
+      <w:r>
+        <w:rPr>
+          <w:rFonts w:ascii="Calibri" w:cs="Calibri" w:eastAsia="Calibri" w:hAnsi="Calibri"/>
+        </w:rPr>
+        <w:t xml:space="preserve">6.9 git clone: Permission denied (publickey)</w:t>
+      </w:r>
+      <w:bookmarkEnd w:id="39"/>
+    </w:p>
+    <w:p>
+      <w:pPr>
+        <w:keepNext/>
+        <w:pBdr>
+          <w:top w:val="single" w:color="D9D9D9" w:sz="4" w:space="4"/>
+        </w:pBdr>
+        <w:shd w:fill="F3F3F3" w:color="auto" w:val="clear"/>
+        <w:spacing w:after="0" w:before="0" w:line="260"/>
+        <w:ind w:left="120" w:right="120"/>
+      </w:pPr>
+      <w:r>
+        <w:rPr>
+          <w:rFonts w:ascii="Consolas" w:cs="Consolas" w:eastAsia="Consolas" w:hAnsi="Consolas"/>
+          <w:color w:val="1F1F1F"/>
+          <w:sz w:val="17"/>
+          <w:szCs w:val="17"/>
+        </w:rPr>
+        <w:t xml:space="preserve">git@github.com: Permission denied (publickey).</w:t>
+      </w:r>
+    </w:p>
+    <w:p>
+      <w:pPr>
+        <w:keepNext w:val="false"/>
+        <w:pBdr>
+          <w:bottom w:val="single" w:color="D9D9D9" w:sz="4" w:space="4"/>
+        </w:pBdr>
+        <w:shd w:fill="F3F3F3" w:color="auto" w:val="clear"/>
+        <w:spacing w:after="0" w:before="0" w:line="260"/>
+        <w:ind w:left="120" w:right="120"/>
+      </w:pPr>
+      <w:r>
+        <w:rPr>
+          <w:rFonts w:ascii="Consolas" w:cs="Consolas" w:eastAsia="Consolas" w:hAnsi="Consolas"/>
+          <w:color w:val="1F1F1F"/>
+          <w:sz w:val="17"/>
+          <w:szCs w:val="17"/>
+        </w:rPr>
+        <w:t xml:space="preserve">fatal: Could not read from remote repository.</w:t>
+      </w:r>
+    </w:p>
+    <w:p>
+      <w:pPr>
+        <w:spacing w:after="120"/>
+      </w:pPr>
+    </w:p>
+    <w:p>
+      <w:pPr>
+        <w:spacing w:after="120"/>
+      </w:pPr>
+      <w:r>
+        <w:rPr>
+          <w:rFonts w:ascii="Calibri" w:cs="Calibri" w:eastAsia="Calibri" w:hAnsi="Calibri"/>
+          <w:b/>
+          <w:bCs/>
+        </w:rPr>
+        <w:t xml:space="preserve">Cause:</w:t>
+      </w:r>
+      <w:r>
+        <w:rPr>
+          <w:rFonts w:ascii="Calibri" w:cs="Calibri" w:eastAsia="Calibri" w:hAnsi="Calibri"/>
+        </w:rPr>
+        <w:t xml:space="preserve"> an SSH address (</w:t>
+      </w:r>
+      <w:r>
+        <w:rPr>
+          <w:rFonts w:ascii="Consolas" w:cs="Consolas" w:eastAsia="Consolas" w:hAnsi="Consolas"/>
+          <w:color w:val="5B2C6F"/>
+          <w:sz w:val="19"/>
+          <w:szCs w:val="19"/>
+        </w:rPr>
+        <w:t xml:space="preserve">git@github.com:…</w:t>
+      </w:r>
+      <w:r>
+        <w:rPr>
+          <w:rFonts w:ascii="Calibri" w:cs="Calibri" w:eastAsia="Calibri" w:hAnsi="Calibri"/>
+        </w:rPr>
+        <w:t xml:space="preserve">) needs an SSH key that is registered with your GitHub account, and this machine has none. A related message is </w:t>
+      </w:r>
+      <w:r>
+        <w:rPr>
+          <w:rFonts w:ascii="Consolas" w:cs="Consolas" w:eastAsia="Consolas" w:hAnsi="Consolas"/>
+          <w:color w:val="5B2C6F"/>
+          <w:sz w:val="19"/>
+          <w:szCs w:val="19"/>
+        </w:rPr>
+        <w:t xml:space="preserve">Permission to … denied to &lt;other-account&gt;</w:t>
+      </w:r>
+      <w:r>
+        <w:rPr>
+          <w:rFonts w:ascii="Calibri" w:cs="Calibri" w:eastAsia="Calibri" w:hAnsi="Calibri"/>
+        </w:rPr>
+        <w:t xml:space="preserve">: SSH used another account's key.</w:t>
+      </w:r>
+    </w:p>
+    <w:p>
+      <w:pPr>
+        <w:spacing w:after="120"/>
+      </w:pPr>
+      <w:r>
+        <w:rPr>
+          <w:rFonts w:ascii="Calibri" w:cs="Calibri" w:eastAsia="Calibri" w:hAnsi="Calibri"/>
+          <w:b/>
+          <w:bCs/>
+        </w:rPr>
+        <w:t xml:space="preserve">Fix:</w:t>
+      </w:r>
+      <w:r>
+        <w:rPr>
+          <w:rFonts w:ascii="Calibri" w:cs="Calibri" w:eastAsia="Calibri" w:hAnsi="Calibri"/>
+        </w:rPr>
+        <w:t xml:space="preserve"> clone over HTTPS with Git Credential Manager. It signs you in through the browser; make sure the browser is signed in to the right GitHub account before clicking </w:t>
+      </w:r>
+      <w:r>
+        <w:rPr>
+          <w:rFonts w:ascii="Calibri" w:cs="Calibri" w:eastAsia="Calibri" w:hAnsi="Calibri"/>
+          <w:i/>
+          <w:iCs/>
+        </w:rPr>
+        <w:t xml:space="preserve">Authorize</w:t>
+      </w:r>
+      <w:r>
+        <w:rPr>
+          <w:rFonts w:ascii="Calibri" w:cs="Calibri" w:eastAsia="Calibri" w:hAnsi="Calibri"/>
+        </w:rPr>
+        <w:t xml:space="preserve">.</w:t>
+      </w:r>
+    </w:p>
+    <w:p>
+      <w:pPr>
+        <w:keepNext/>
+        <w:pBdr>
+          <w:top w:val="single" w:color="D9D9D9" w:sz="4" w:space="4"/>
+        </w:pBdr>
+        <w:shd w:fill="F3F3F3" w:color="auto" w:val="clear"/>
+        <w:spacing w:after="0" w:before="0" w:line="260"/>
+        <w:ind w:left="120" w:right="120"/>
+      </w:pPr>
+      <w:r>
+        <w:rPr>
+          <w:rFonts w:ascii="Consolas" w:cs="Consolas" w:eastAsia="Consolas" w:hAnsi="Consolas"/>
+          <w:color w:val="1F1F1F"/>
+          <w:sz w:val="17"/>
+          <w:szCs w:val="17"/>
+        </w:rPr>
+        <w:t xml:space="preserve">git config --global credential.helper manager</w:t>
+      </w:r>
+    </w:p>
+    <w:p>
+      <w:pPr>
+        <w:keepNext/>
+        <w:shd w:fill="F3F3F3" w:color="auto" w:val="clear"/>
+        <w:spacing w:after="0" w:before="0" w:line="260"/>
+        <w:ind w:left="120" w:right="120"/>
+      </w:pPr>
+      <w:r>
+        <w:rPr>
+          <w:rFonts w:ascii="Consolas" w:cs="Consolas" w:eastAsia="Consolas" w:hAnsi="Consolas"/>
+          <w:color w:val="1F1F1F"/>
+          <w:sz w:val="17"/>
+          <w:szCs w:val="17"/>
+        </w:rPr>
+        <w:t xml:space="preserve">git clone https://github.com/orontamir/Ta9_OronTamir_HomeAssignment.git</w:t>
+      </w:r>
+    </w:p>
+    <w:p>
+      <w:pPr>
+        <w:keepNext/>
+        <w:shd w:fill="F3F3F3" w:color="auto" w:val="clear"/>
+        <w:spacing w:after="0" w:before="0" w:line="260"/>
+        <w:ind w:left="120" w:right="120"/>
+      </w:pPr>
+      <w:r>
+        <w:rPr>
+          <w:rFonts w:ascii="Consolas" w:cs="Consolas" w:eastAsia="Consolas" w:hAnsi="Consolas"/>
+          <w:color w:val="1F1F1F"/>
+          <w:sz w:val="17"/>
+          <w:szCs w:val="17"/>
+        </w:rPr>
+        <w:t xml:space="preserve">cd Ta9_OronTamir_HomeAssignment</w:t>
+      </w:r>
+    </w:p>
+    <w:p>
+      <w:pPr>
+        <w:keepNext w:val="false"/>
+        <w:pBdr>
+          <w:bottom w:val="single" w:color="D9D9D9" w:sz="4" w:space="4"/>
+        </w:pBdr>
+        <w:shd w:fill="F3F3F3" w:color="auto" w:val="clear"/>
+        <w:spacing w:after="0" w:before="0" w:line="260"/>
+        <w:ind w:left="120" w:right="120"/>
+      </w:pPr>
+      <w:r>
+        <w:rPr>
+          <w:rFonts w:ascii="Consolas" w:cs="Consolas" w:eastAsia="Consolas" w:hAnsi="Consolas"/>
+          <w:color w:val="1F1F1F"/>
+          <w:sz w:val="17"/>
+          <w:szCs w:val="17"/>
+        </w:rPr>
+        <w:t xml:space="preserve">git checkout dev</w:t>
+      </w:r>
+    </w:p>
+    <w:p>
+      <w:pPr>
+        <w:spacing w:after="120"/>
+      </w:pPr>
+    </w:p>
+    <w:p>
+      <w:pPr>
+        <w:spacing w:after="120"/>
+      </w:pPr>
+      <w:r>
+        <w:rPr>
+          <w:rFonts w:ascii="Calibri" w:cs="Calibri" w:eastAsia="Calibri" w:hAnsi="Calibri"/>
+        </w:rPr>
+        <w:t xml:space="preserve">To keep using SSH instead: </w:t>
+      </w:r>
+      <w:r>
+        <w:rPr>
+          <w:rFonts w:ascii="Consolas" w:cs="Consolas" w:eastAsia="Consolas" w:hAnsi="Consolas"/>
+          <w:color w:val="5B2C6F"/>
+          <w:sz w:val="19"/>
+          <w:szCs w:val="19"/>
+        </w:rPr>
+        <w:t xml:space="preserve">ssh-keygen -t ed25519</w:t>
+      </w:r>
+      <w:r>
+        <w:rPr>
+          <w:rFonts w:ascii="Calibri" w:cs="Calibri" w:eastAsia="Calibri" w:hAnsi="Calibri"/>
+        </w:rPr>
+        <w:t xml:space="preserve">, add the </w:t>
+      </w:r>
+      <w:r>
+        <w:rPr>
+          <w:rFonts w:ascii="Consolas" w:cs="Consolas" w:eastAsia="Consolas" w:hAnsi="Consolas"/>
+          <w:color w:val="5B2C6F"/>
+          <w:sz w:val="19"/>
+          <w:szCs w:val="19"/>
+        </w:rPr>
+        <w:t xml:space="preserve">.pub</w:t>
+      </w:r>
+      <w:r>
+        <w:rPr>
+          <w:rFonts w:ascii="Calibri" w:cs="Calibri" w:eastAsia="Calibri" w:hAnsi="Calibri"/>
+        </w:rPr>
+        <w:t xml:space="preserve"> file under GitHub → </w:t>
+      </w:r>
+      <w:r>
+        <w:rPr>
+          <w:rFonts w:ascii="Calibri" w:cs="Calibri" w:eastAsia="Calibri" w:hAnsi="Calibri"/>
+          <w:i/>
+          <w:iCs/>
+        </w:rPr>
+        <w:t xml:space="preserve">Settings → SSH and GPG keys</w:t>
+      </w:r>
+      <w:r>
+        <w:rPr>
+          <w:rFonts w:ascii="Calibri" w:cs="Calibri" w:eastAsia="Calibri" w:hAnsi="Calibri"/>
+        </w:rPr>
+        <w:t xml:space="preserve">, then check with </w:t>
+      </w:r>
+      <w:r>
+        <w:rPr>
+          <w:rFonts w:ascii="Consolas" w:cs="Consolas" w:eastAsia="Consolas" w:hAnsi="Consolas"/>
+          <w:color w:val="5B2C6F"/>
+          <w:sz w:val="19"/>
+          <w:szCs w:val="19"/>
+        </w:rPr>
+        <w:t xml:space="preserve">ssh -T git@github.com</w:t>
+      </w:r>
+      <w:r>
+        <w:rPr>
+          <w:rFonts w:ascii="Calibri" w:cs="Calibri" w:eastAsia="Calibri" w:hAnsi="Calibri"/>
+        </w:rPr>
+        <w:t xml:space="preserve">.</w:t>
+      </w:r>
+    </w:p>
+    <w:p>
+      <w:pPr>
         <w:pStyle w:val="Heading1"/>
       </w:pPr>
-      <w:bookmarkStart w:name="_Toc39" w:id="39"/>
+      <w:bookmarkStart w:name="_Toc40" w:id="40"/>
       <w:r>
         <w:rPr>
           <w:rFonts w:ascii="Calibri" w:cs="Calibri" w:eastAsia="Calibri" w:hAnsi="Calibri"/>
         </w:rPr>
         <w:t xml:space="preserve">7. Uninstall</w:t>
       </w:r>
-      <w:bookmarkEnd w:id="39"/>
+      <w:bookmarkEnd w:id="40"/>
     </w:p>
     <w:p>
       <w:pPr>
